--- a/测试用例/特色账单测试材料补充清单（客户版）.docx
+++ b/测试用例/特色账单测试材料补充清单（客户版）.docx
@@ -11,6 +11,7 @@
         <w:rPr>
           <w:rFonts w:ascii="微软雅黑" w:hAnsi="微软雅黑" w:eastAsia="微软雅黑"/>
           <w:b/>
+          <w:i w:val="0"/>
           <w:color w:val="1A477A"/>
           <w:sz w:val="44"/>
         </w:rPr>
@@ -26,6 +27,7 @@
         <w:rPr>
           <w:rFonts w:ascii="微软雅黑" w:hAnsi="微软雅黑" w:eastAsia="微软雅黑"/>
           <w:b/>
+          <w:i w:val="0"/>
           <w:color w:val="1A477A"/>
           <w:sz w:val="36"/>
         </w:rPr>
@@ -41,10 +43,11 @@
         <w:rPr>
           <w:rFonts w:ascii="微软雅黑" w:hAnsi="微软雅黑" w:eastAsia="微软雅黑"/>
           <w:b w:val="0"/>
+          <w:i w:val="0"/>
           <w:color w:val="666666"/>
           <w:sz w:val="24"/>
         </w:rPr>
-        <w:t>（给客户）</w:t>
+        <w:t>（供客户查阅）</w:t>
       </w:r>
     </w:p>
     <w:p>
@@ -56,36 +59,39 @@
         <w:rPr>
           <w:rFonts w:ascii="微软雅黑" w:hAnsi="微软雅黑" w:eastAsia="微软雅黑"/>
           <w:b w:val="0"/>
+          <w:i w:val="0"/>
           <w:sz w:val="20"/>
         </w:rPr>
-        <w:t>更新日期：2026-07-21</w:t>
+        <w:t>更新日期：2026 年 7 月 29 日</w:t>
       </w:r>
     </w:p>
     <w:p>
       <w:pPr>
-        <w:spacing w:after="160"/>
+        <w:spacing w:after="120"/>
       </w:pPr>
       <w:r>
         <w:rPr>
           <w:rFonts w:ascii="微软雅黑" w:hAnsi="微软雅黑" w:eastAsia="微软雅黑"/>
           <w:b/>
+          <w:i w:val="0"/>
           <w:color w:val="1A477A"/>
           <w:sz w:val="28"/>
         </w:rPr>
-        <w:t>说明</w:t>
+        <w:t>这份清单是做什么的？</w:t>
       </w:r>
     </w:p>
     <w:p>
       <w:pPr>
-        <w:spacing w:after="80"/>
+        <w:spacing w:after="120"/>
       </w:pPr>
       <w:r>
         <w:rPr>
           <w:rFonts w:ascii="微软雅黑" w:hAnsi="微软雅黑" w:eastAsia="微软雅黑"/>
           <w:b w:val="0"/>
+          <w:i w:val="0"/>
           <w:sz w:val="22"/>
         </w:rPr>
-        <w:t>我们在用 Excel 账单核对「特色计价」是否正确。每家医院、每个账期需要两套表：</w:t>
+        <w:t>我们在核对「特色账单系统」算出来的金额，是否和贵司平时手工处理后的结果一致。核对时，每家医院、每个账期都需要两份 Excel：</w:t>
       </w:r>
     </w:p>
     <w:p>
@@ -97,9 +103,10 @@
         <w:rPr>
           <w:rFonts w:ascii="微软雅黑" w:hAnsi="微软雅黑" w:eastAsia="微软雅黑"/>
           <w:b w:val="0"/>
+          <w:i w:val="0"/>
           <w:sz w:val="22"/>
         </w:rPr>
-        <w:t>原始账单 — 系统计价前导出的 Excel（未做特色调价）</w:t>
+        <w:t>第一份：系统计价前导出的原始账单（还没做特色调价）</w:t>
       </w:r>
     </w:p>
     <w:p>
@@ -111,22 +118,53 @@
         <w:rPr>
           <w:rFonts w:ascii="微软雅黑" w:hAnsi="微软雅黑" w:eastAsia="微软雅黑"/>
           <w:b w:val="0"/>
+          <w:i w:val="0"/>
           <w:sz w:val="22"/>
         </w:rPr>
-        <w:t>处理后账单 — 贵院确认过的正确结果 Excel</w:t>
+        <w:t>第二份：贵司确认过的正确账单（或结款函）</w:t>
       </w:r>
     </w:p>
     <w:p>
       <w:pPr>
-        <w:spacing w:after="80"/>
+        <w:spacing w:after="120"/>
       </w:pPr>
       <w:r>
         <w:rPr>
           <w:rFonts w:ascii="微软雅黑" w:hAnsi="微软雅黑" w:eastAsia="微软雅黑"/>
           <w:b w:val="0"/>
+          <w:i w:val="0"/>
           <w:sz w:val="22"/>
         </w:rPr>
-        <w:t>两套表必须是同一账期（起止日期一致），同一发货单、同一包名、同一包数能对应上。</w:t>
+        <w:t>两份必须是同一账期（起止日期一致），并且能按发货单号、包名、包数一行一行对上。做了特色调价的行，处理后价格应和原始不同；没做调价的行，两边价格应相同。</w:t>
+      </w:r>
+    </w:p>
+    <w:p>
+      <w:pPr>
+        <w:spacing w:after="280"/>
+      </w:pPr>
+      <w:r>
+        <w:rPr>
+          <w:rFonts w:ascii="微软雅黑" w:hAnsi="微软雅黑" w:eastAsia="微软雅黑"/>
+          <w:b w:val="0"/>
+          <w:i w:val="0"/>
+          <w:sz w:val="22"/>
+        </w:rPr>
+        <w:t>目前多数医院 6 月已核对完毕。下面列出还需要补充材料的医院，按紧急程度排列。收到一批材料，我们会核对一批并反馈结果。</w:t>
+      </w:r>
+    </w:p>
+    <w:p>
+      <w:pPr>
+        <w:spacing w:after="120"/>
+      </w:pPr>
+      <w:r>
+        <w:rPr>
+          <w:rFonts w:ascii="微软雅黑" w:hAnsi="微软雅黑" w:eastAsia="微软雅黑"/>
+          <w:b/>
+          <w:i w:val="0"/>
+          <w:color w:val="1A477A"/>
+          <w:sz w:val="28"/>
+        </w:rPr>
+        <w:t>目前整体进度（简要）</w:t>
       </w:r>
     </w:p>
     <w:p>
@@ -138,9 +176,10 @@
         <w:rPr>
           <w:rFonts w:ascii="微软雅黑" w:hAnsi="微软雅黑" w:eastAsia="微软雅黑"/>
           <w:b w:val="0"/>
+          <w:i w:val="0"/>
           <w:sz w:val="22"/>
         </w:rPr>
-        <w:t>若某行做了特色调价 → 处理后单价/总价应与原始不同</w:t>
+        <w:t>共 37 家医院纳入本轮核对</w:t>
       </w:r>
     </w:p>
     <w:p>
@@ -152,89 +191,10 @@
         <w:rPr>
           <w:rFonts w:ascii="微软雅黑" w:hAnsi="微软雅黑" w:eastAsia="微软雅黑"/>
           <w:b w:val="0"/>
+          <w:i w:val="0"/>
           <w:sz w:val="22"/>
         </w:rPr>
-        <w:t>若某行没做特色调价 → 两表价格应相同</w:t>
-      </w:r>
-    </w:p>
-    <w:p>
-      <w:pPr>
-        <w:spacing w:after="280"/>
-      </w:pPr>
-      <w:r>
-        <w:rPr>
-          <w:rFonts w:ascii="微软雅黑" w:hAnsi="微软雅黑" w:eastAsia="微软雅黑"/>
-          <w:b w:val="0"/>
-          <w:sz w:val="22"/>
-        </w:rPr>
-        <w:t>部分医院 6 月原始与处理后价格完全一样，只能证明「6 月没有报错」，无法验证特色规则是否算对。这类医院需要再提供其它月份、且两表有差别的账单，才能做完整测试。</w:t>
-      </w:r>
-    </w:p>
-    <w:p>
-      <w:pPr>
-        <w:spacing w:after="120"/>
-      </w:pPr>
-      <w:r>
-        <w:rPr>
-          <w:rFonts w:ascii="微软雅黑" w:hAnsi="微软雅黑" w:eastAsia="微软雅黑"/>
-          <w:b/>
-          <w:color w:val="C0392B"/>
-          <w:sz w:val="28"/>
-        </w:rPr>
-        <w:t>一、最优先：缺 Excel，导致测试做不完（共 2 家）</w:t>
-      </w:r>
-    </w:p>
-    <w:p>
-      <w:pPr>
-        <w:spacing w:after="200"/>
-      </w:pPr>
-      <w:r>
-        <w:rPr>
-          <w:rFonts w:ascii="微软雅黑" w:hAnsi="微软雅黑" w:eastAsia="微软雅黑"/>
-          <w:b/>
-          <w:sz w:val="22"/>
-        </w:rPr>
-        <w:t>请优先补齐下列文件，否则这两家无法完成逐月测试。</w:t>
-      </w:r>
-    </w:p>
-    <w:p>
-      <w:pPr>
-        <w:spacing w:after="80"/>
-      </w:pPr>
-      <w:r>
-        <w:rPr>
-          <w:rFonts w:ascii="微软雅黑" w:hAnsi="微软雅黑" w:eastAsia="微软雅黑"/>
-          <w:b/>
-          <w:color w:val="2E86AB"/>
-          <w:sz w:val="24"/>
-        </w:rPr>
-        <w:t>1. 哈尔滨市红十字妇产医院</w:t>
-      </w:r>
-    </w:p>
-    <w:p>
-      <w:pPr>
-        <w:spacing w:after="80"/>
-      </w:pPr>
-      <w:r>
-        <w:rPr>
-          <w:rFonts w:ascii="微软雅黑" w:hAnsi="微软雅黑" w:eastAsia="微软雅黑"/>
-          <w:b/>
-          <w:sz w:val="22"/>
-        </w:rPr>
-        <w:t>当前状态：6 月已测完；4 月、5 月测不了 — 缺处理后账单</w:t>
-      </w:r>
-    </w:p>
-    <w:p>
-      <w:pPr>
-        <w:spacing w:after="40"/>
-      </w:pPr>
-      <w:r>
-        <w:rPr>
-          <w:rFonts w:ascii="微软雅黑" w:hAnsi="微软雅黑" w:eastAsia="微软雅黑"/>
-          <w:b/>
-          <w:sz w:val="22"/>
-        </w:rPr>
-        <w:t>已有文件：</w:t>
+        <w:t>其中 28 家：6 月账单和结款函都已核对通过</w:t>
       </w:r>
     </w:p>
     <w:p>
@@ -246,9 +206,10 @@
         <w:rPr>
           <w:rFonts w:ascii="微软雅黑" w:hAnsi="微软雅黑" w:eastAsia="微软雅黑"/>
           <w:b w:val="0"/>
+          <w:i w:val="0"/>
           <w:sz w:val="22"/>
         </w:rPr>
-        <w:t>原始：哈尔滨红十字4月账单.xlsx</w:t>
+        <w:t>4 家：因缺少原始明细或成套包拆分说明，6 月账单暂时对不上</w:t>
       </w:r>
     </w:p>
     <w:p>
@@ -260,9 +221,10 @@
         <w:rPr>
           <w:rFonts w:ascii="微软雅黑" w:hAnsi="微软雅黑" w:eastAsia="微软雅黑"/>
           <w:b w:val="0"/>
+          <w:i w:val="0"/>
           <w:sz w:val="22"/>
         </w:rPr>
-        <w:t>原始：哈尔滨红十字5月账单.xlsx</w:t>
+        <w:t>4 家：6 月账单已通过，但还缺结款函参考表</w:t>
       </w:r>
     </w:p>
     <w:p>
@@ -274,538 +236,10 @@
         <w:rPr>
           <w:rFonts w:ascii="微软雅黑" w:hAnsi="微软雅黑" w:eastAsia="微软雅黑"/>
           <w:b w:val="0"/>
+          <w:i w:val="0"/>
           <w:sz w:val="22"/>
         </w:rPr>
-        <w:t>原始：哈尔滨红十字6月账单.xlsx</w:t>
-      </w:r>
-    </w:p>
-    <w:p>
-      <w:pPr>
-        <w:pStyle w:val="ListBullet"/>
-        <w:spacing w:after="60"/>
-      </w:pPr>
-      <w:r>
-        <w:rPr>
-          <w:rFonts w:ascii="微软雅黑" w:hAnsi="微软雅黑" w:eastAsia="微软雅黑"/>
-          <w:b w:val="0"/>
-          <w:sz w:val="22"/>
-        </w:rPr>
-        <w:t>处理后：6月__哈尔滨红十字妇产医院6月账单.xlsx（及分科室、结款函）</w:t>
-      </w:r>
-    </w:p>
-    <w:p>
-      <w:pPr>
-        <w:spacing w:after="80"/>
-      </w:pPr>
-      <w:r>
-        <w:rPr>
-          <w:rFonts w:ascii="微软雅黑" w:hAnsi="微软雅黑" w:eastAsia="微软雅黑"/>
-          <w:b/>
-          <w:sz w:val="22"/>
-        </w:rPr>
-        <w:t>还缺什么：</w:t>
-      </w:r>
-    </w:p>
-    <w:tbl>
-      <w:tblPr>
-        <w:tblStyle w:val="TableGrid"/>
-        <w:tblW w:type="auto" w:w="0"/>
-        <w:jc w:val="center"/>
-        <w:tblLook w:firstColumn="1" w:firstRow="1" w:lastColumn="0" w:lastRow="0" w:noHBand="0" w:noVBand="1" w:val="04A0"/>
-      </w:tblPr>
-      <w:tblGrid>
-        <w:gridCol w:w="3249"/>
-        <w:gridCol w:w="3249"/>
-        <w:gridCol w:w="3249"/>
-      </w:tblGrid>
-      <w:tr>
-        <w:tc>
-          <w:tcPr>
-            <w:tcW w:type="dxa" w:w="1417"/>
-            <w:shd w:fill="1A477A" w:val="clear"/>
-          </w:tcPr>
-          <w:p>
-            <w:r/>
-            <w:r>
-              <w:rPr>
-                <w:rFonts w:ascii="微软雅黑" w:hAnsi="微软雅黑" w:eastAsia="微软雅黑"/>
-                <w:b/>
-                <w:color w:val="FFFFFF"/>
-                <w:sz w:val="20"/>
-              </w:rPr>
-              <w:t>月份</w:t>
-            </w:r>
-          </w:p>
-        </w:tc>
-        <w:tc>
-          <w:tcPr>
-            <w:tcW w:type="dxa" w:w="3118"/>
-            <w:shd w:fill="1A477A" w:val="clear"/>
-          </w:tcPr>
-          <w:p>
-            <w:r/>
-            <w:r>
-              <w:rPr>
-                <w:rFonts w:ascii="微软雅黑" w:hAnsi="微软雅黑" w:eastAsia="微软雅黑"/>
-                <w:b/>
-                <w:color w:val="FFFFFF"/>
-                <w:sz w:val="20"/>
-              </w:rPr>
-              <w:t>缺少的文件</w:t>
-            </w:r>
-          </w:p>
-        </w:tc>
-        <w:tc>
-          <w:tcPr>
-            <w:tcW w:type="dxa" w:w="4252"/>
-            <w:shd w:fill="1A477A" w:val="clear"/>
-          </w:tcPr>
-          <w:p>
-            <w:r/>
-            <w:r>
-              <w:rPr>
-                <w:rFonts w:ascii="微软雅黑" w:hAnsi="微软雅黑" w:eastAsia="微软雅黑"/>
-                <w:b/>
-                <w:color w:val="FFFFFF"/>
-                <w:sz w:val="20"/>
-              </w:rPr>
-              <w:t>说明</w:t>
-            </w:r>
-          </w:p>
-        </w:tc>
-      </w:tr>
-      <w:tr>
-        <w:tc>
-          <w:tcPr>
-            <w:tcW w:type="dxa" w:w="1417"/>
-          </w:tcPr>
-          <w:p>
-            <w:r/>
-            <w:r>
-              <w:rPr>
-                <w:rFonts w:ascii="微软雅黑" w:hAnsi="微软雅黑" w:eastAsia="微软雅黑"/>
-                <w:b w:val="0"/>
-                <w:sz w:val="20"/>
-              </w:rPr>
-              <w:t>4 月</w:t>
-            </w:r>
-          </w:p>
-        </w:tc>
-        <w:tc>
-          <w:tcPr>
-            <w:tcW w:type="dxa" w:w="3118"/>
-          </w:tcPr>
-          <w:p>
-            <w:r/>
-            <w:r>
-              <w:rPr>
-                <w:rFonts w:ascii="微软雅黑" w:hAnsi="微软雅黑" w:eastAsia="微软雅黑"/>
-                <w:b w:val="0"/>
-                <w:sz w:val="20"/>
-              </w:rPr>
-              <w:t>4 月处理后账单</w:t>
-            </w:r>
-          </w:p>
-        </w:tc>
-        <w:tc>
-          <w:tcPr>
-            <w:tcW w:type="dxa" w:w="4252"/>
-          </w:tcPr>
-          <w:p>
-            <w:r/>
-            <w:r>
-              <w:rPr>
-                <w:rFonts w:ascii="微软雅黑" w:hAnsi="微软雅黑" w:eastAsia="微软雅黑"/>
-                <w:b w:val="0"/>
-                <w:sz w:val="20"/>
-              </w:rPr>
-              <w:t>原始已有，不用重给</w:t>
-            </w:r>
-          </w:p>
-        </w:tc>
-      </w:tr>
-      <w:tr>
-        <w:tc>
-          <w:tcPr>
-            <w:tcW w:type="dxa" w:w="1417"/>
-            <w:shd w:fill="F2F6FA" w:val="clear"/>
-          </w:tcPr>
-          <w:p>
-            <w:r/>
-            <w:r>
-              <w:rPr>
-                <w:rFonts w:ascii="微软雅黑" w:hAnsi="微软雅黑" w:eastAsia="微软雅黑"/>
-                <w:b w:val="0"/>
-                <w:sz w:val="20"/>
-              </w:rPr>
-              <w:t>5 月</w:t>
-            </w:r>
-          </w:p>
-        </w:tc>
-        <w:tc>
-          <w:tcPr>
-            <w:tcW w:type="dxa" w:w="3118"/>
-            <w:shd w:fill="F2F6FA" w:val="clear"/>
-          </w:tcPr>
-          <w:p>
-            <w:r/>
-            <w:r>
-              <w:rPr>
-                <w:rFonts w:ascii="微软雅黑" w:hAnsi="微软雅黑" w:eastAsia="微软雅黑"/>
-                <w:b w:val="0"/>
-                <w:sz w:val="20"/>
-              </w:rPr>
-              <w:t>5 月处理后账单</w:t>
-            </w:r>
-          </w:p>
-        </w:tc>
-        <w:tc>
-          <w:tcPr>
-            <w:tcW w:type="dxa" w:w="4252"/>
-            <w:shd w:fill="F2F6FA" w:val="clear"/>
-          </w:tcPr>
-          <w:p>
-            <w:r/>
-            <w:r>
-              <w:rPr>
-                <w:rFonts w:ascii="微软雅黑" w:hAnsi="微软雅黑" w:eastAsia="微软雅黑"/>
-                <w:b w:val="0"/>
-                <w:sz w:val="20"/>
-              </w:rPr>
-              <w:t>原始已有，不用重给</w:t>
-            </w:r>
-          </w:p>
-        </w:tc>
-      </w:tr>
-    </w:tbl>
-    <w:p/>
-    <w:p>
-      <w:pPr>
-        <w:spacing w:after="40"/>
-      </w:pPr>
-      <w:r>
-        <w:rPr>
-          <w:rFonts w:ascii="微软雅黑" w:hAnsi="微软雅黑" w:eastAsia="微软雅黑"/>
-          <w:b/>
-          <w:sz w:val="22"/>
-        </w:rPr>
-        <w:t>处理后账单应满足：</w:t>
-      </w:r>
-    </w:p>
-    <w:p>
-      <w:pPr>
-        <w:pStyle w:val="ListBullet"/>
-        <w:spacing w:after="60"/>
-      </w:pPr>
-      <w:r>
-        <w:rPr>
-          <w:rFonts w:ascii="微软雅黑" w:hAnsi="微软雅黑" w:eastAsia="微软雅黑"/>
-          <w:b w:val="0"/>
-          <w:sz w:val="20"/>
-        </w:rPr>
-        <w:t>与对应月份原始表同一账期</w:t>
-      </w:r>
-    </w:p>
-    <w:p>
-      <w:pPr>
-        <w:pStyle w:val="ListBullet"/>
-        <w:spacing w:after="60"/>
-      </w:pPr>
-      <w:r>
-        <w:rPr>
-          <w:rFonts w:ascii="微软雅黑" w:hAnsi="微软雅黑" w:eastAsia="微软雅黑"/>
-          <w:b w:val="0"/>
-          <w:sz w:val="20"/>
-        </w:rPr>
-        <w:t>按发货单号、包名、包数能逐行对应</w:t>
-      </w:r>
-    </w:p>
-    <w:p>
-      <w:pPr>
-        <w:pStyle w:val="ListBullet"/>
-        <w:spacing w:after="60"/>
-      </w:pPr>
-      <w:r>
-        <w:rPr>
-          <w:rFonts w:ascii="微软雅黑" w:hAnsi="微软雅黑" w:eastAsia="微软雅黑"/>
-          <w:b w:val="0"/>
-          <w:sz w:val="20"/>
-        </w:rPr>
-        <w:t>做了特色调价的行，单价/总价与原始不同（如：低温 1 件 22 元、湿化瓶、T 型管、喉镜/软管等）</w:t>
-      </w:r>
-    </w:p>
-    <w:p>
-      <w:pPr>
-        <w:pStyle w:val="ListBullet"/>
-        <w:spacing w:after="60"/>
-      </w:pPr>
-      <w:r>
-        <w:rPr>
-          <w:rFonts w:ascii="微软雅黑" w:hAnsi="微软雅黑" w:eastAsia="微软雅黑"/>
-          <w:b w:val="0"/>
-          <w:sz w:val="20"/>
-        </w:rPr>
-        <w:t>建议 4、5 月尽量包含低温或外来器械相关明细</w:t>
-      </w:r>
-    </w:p>
-    <w:p>
-      <w:r>
-        <w:br w:type="page"/>
-      </w:r>
-    </w:p>
-    <w:p>
-      <w:pPr>
-        <w:spacing w:after="80"/>
-      </w:pPr>
-      <w:r>
-        <w:rPr>
-          <w:rFonts w:ascii="微软雅黑" w:hAnsi="微软雅黑" w:eastAsia="微软雅黑"/>
-          <w:b/>
-          <w:color w:val="2E86AB"/>
-          <w:sz w:val="24"/>
-        </w:rPr>
-        <w:t>2. 哈尔滨(工程)大学医院</w:t>
-      </w:r>
-    </w:p>
-    <w:p>
-      <w:pPr>
-        <w:spacing w:after="80"/>
-      </w:pPr>
-      <w:r>
-        <w:rPr>
-          <w:rFonts w:ascii="微软雅黑" w:hAnsi="微软雅黑" w:eastAsia="微软雅黑"/>
-          <w:b/>
-          <w:sz w:val="22"/>
-        </w:rPr>
-        <w:t>当前状态：4 月、5 月已测完；6 月测不了 — 原始与处理后不是同一账期</w:t>
-      </w:r>
-    </w:p>
-    <w:p>
-      <w:pPr>
-        <w:spacing w:after="40"/>
-      </w:pPr>
-      <w:r>
-        <w:rPr>
-          <w:rFonts w:ascii="微软雅黑" w:hAnsi="微软雅黑" w:eastAsia="微软雅黑"/>
-          <w:b/>
-          <w:sz w:val="22"/>
-        </w:rPr>
-        <w:t>已有文件：</w:t>
-      </w:r>
-    </w:p>
-    <w:p>
-      <w:pPr>
-        <w:pStyle w:val="ListBullet"/>
-        <w:spacing w:after="60"/>
-      </w:pPr>
-      <w:r>
-        <w:rPr>
-          <w:rFonts w:ascii="微软雅黑" w:hAnsi="微软雅黑" w:eastAsia="微软雅黑"/>
-          <w:b w:val="0"/>
-          <w:sz w:val="22"/>
-        </w:rPr>
-        <w:t>原始：工业大学4.15-5.14账单.xlsx、5.15-6.14账单.xlsx 等</w:t>
-      </w:r>
-    </w:p>
-    <w:p>
-      <w:pPr>
-        <w:pStyle w:val="ListBullet"/>
-        <w:spacing w:after="60"/>
-      </w:pPr>
-      <w:r>
-        <w:rPr>
-          <w:rFonts w:ascii="微软雅黑" w:hAnsi="微软雅黑" w:eastAsia="微软雅黑"/>
-          <w:b w:val="0"/>
-          <w:sz w:val="22"/>
-        </w:rPr>
-        <w:t>处理后：6月__哈尔滨工业大学医院6.15-7.14月账单.xlsx</w:t>
-      </w:r>
-    </w:p>
-    <w:p>
-      <w:pPr>
-        <w:spacing w:after="80"/>
-      </w:pPr>
-      <w:r>
-        <w:rPr>
-          <w:rFonts w:ascii="微软雅黑" w:hAnsi="微软雅黑" w:eastAsia="微软雅黑"/>
-          <w:b/>
-          <w:sz w:val="22"/>
-        </w:rPr>
-        <w:t>还缺什么：</w:t>
-      </w:r>
-    </w:p>
-    <w:tbl>
-      <w:tblPr>
-        <w:tblStyle w:val="TableGrid"/>
-        <w:tblW w:type="auto" w:w="0"/>
-        <w:jc w:val="center"/>
-        <w:tblLook w:firstColumn="1" w:firstRow="1" w:lastColumn="0" w:lastRow="0" w:noHBand="0" w:noVBand="1" w:val="04A0"/>
-      </w:tblPr>
-      <w:tblGrid>
-        <w:gridCol w:w="3249"/>
-        <w:gridCol w:w="3249"/>
-        <w:gridCol w:w="3249"/>
-      </w:tblGrid>
-      <w:tr>
-        <w:tc>
-          <w:tcPr>
-            <w:tcW w:type="dxa" w:w="2551"/>
-            <w:shd w:fill="1A477A" w:val="clear"/>
-          </w:tcPr>
-          <w:p>
-            <w:r/>
-            <w:r>
-              <w:rPr>
-                <w:rFonts w:ascii="微软雅黑" w:hAnsi="微软雅黑" w:eastAsia="微软雅黑"/>
-                <w:b/>
-                <w:color w:val="FFFFFF"/>
-                <w:sz w:val="20"/>
-              </w:rPr>
-              <w:t>账期</w:t>
-            </w:r>
-          </w:p>
-        </w:tc>
-        <w:tc>
-          <w:tcPr>
-            <w:tcW w:type="dxa" w:w="2551"/>
-            <w:shd w:fill="1A477A" w:val="clear"/>
-          </w:tcPr>
-          <w:p>
-            <w:r/>
-            <w:r>
-              <w:rPr>
-                <w:rFonts w:ascii="微软雅黑" w:hAnsi="微软雅黑" w:eastAsia="微软雅黑"/>
-                <w:b/>
-                <w:color w:val="FFFFFF"/>
-                <w:sz w:val="20"/>
-              </w:rPr>
-              <w:t>缺少的文件</w:t>
-            </w:r>
-          </w:p>
-        </w:tc>
-        <w:tc>
-          <w:tcPr>
-            <w:tcW w:type="dxa" w:w="3685"/>
-            <w:shd w:fill="1A477A" w:val="clear"/>
-          </w:tcPr>
-          <w:p>
-            <w:r/>
-            <w:r>
-              <w:rPr>
-                <w:rFonts w:ascii="微软雅黑" w:hAnsi="微软雅黑" w:eastAsia="微软雅黑"/>
-                <w:b/>
-                <w:color w:val="FFFFFF"/>
-                <w:sz w:val="20"/>
-              </w:rPr>
-              <w:t>说明</w:t>
-            </w:r>
-          </w:p>
-        </w:tc>
-      </w:tr>
-      <w:tr>
-        <w:tc>
-          <w:tcPr>
-            <w:tcW w:type="dxa" w:w="2551"/>
-          </w:tcPr>
-          <w:p>
-            <w:r/>
-            <w:r>
-              <w:rPr>
-                <w:rFonts w:ascii="微软雅黑" w:hAnsi="微软雅黑" w:eastAsia="微软雅黑"/>
-                <w:b w:val="0"/>
-                <w:sz w:val="20"/>
-              </w:rPr>
-              <w:t>6 月 15 日～7 月 14 日</w:t>
-            </w:r>
-          </w:p>
-        </w:tc>
-        <w:tc>
-          <w:tcPr>
-            <w:tcW w:type="dxa" w:w="2551"/>
-          </w:tcPr>
-          <w:p>
-            <w:r/>
-            <w:r>
-              <w:rPr>
-                <w:rFonts w:ascii="微软雅黑" w:hAnsi="微软雅黑" w:eastAsia="微软雅黑"/>
-                <w:b w:val="0"/>
-                <w:sz w:val="20"/>
-              </w:rPr>
-              <w:t>该账期的原始账单</w:t>
-            </w:r>
-          </w:p>
-        </w:tc>
-        <w:tc>
-          <w:tcPr>
-            <w:tcW w:type="dxa" w:w="3685"/>
-          </w:tcPr>
-          <w:p>
-            <w:r/>
-            <w:r>
-              <w:rPr>
-                <w:rFonts w:ascii="微软雅黑" w:hAnsi="微软雅黑" w:eastAsia="微软雅黑"/>
-                <w:b w:val="0"/>
-                <w:sz w:val="20"/>
-              </w:rPr>
-              <w:t>处理后 6.15–7.14 已有，不用重给</w:t>
-            </w:r>
-          </w:p>
-        </w:tc>
-      </w:tr>
-    </w:tbl>
-    <w:p/>
-    <w:p>
-      <w:pPr>
-        <w:spacing w:after="80"/>
-      </w:pPr>
-      <w:r>
-        <w:rPr>
-          <w:rFonts w:ascii="微软雅黑" w:hAnsi="微软雅黑" w:eastAsia="微软雅黑"/>
-          <w:b w:val="0"/>
-          <w:sz w:val="22"/>
-        </w:rPr>
-        <w:t>为什么不能测 6 月：现有原始最晚只到 5.15–6.14，与处理后 6.15–7.14 不是同一批业务数据，无法逐行对比。</w:t>
-      </w:r>
-    </w:p>
-    <w:p>
-      <w:pPr>
-        <w:spacing w:after="40"/>
-      </w:pPr>
-      <w:r>
-        <w:rPr>
-          <w:rFonts w:ascii="微软雅黑" w:hAnsi="微软雅黑" w:eastAsia="微软雅黑"/>
-          <w:b/>
-          <w:sz w:val="22"/>
-        </w:rPr>
-        <w:t>原始账单应满足：</w:t>
-      </w:r>
-    </w:p>
-    <w:p>
-      <w:pPr>
-        <w:pStyle w:val="ListBullet"/>
-        <w:spacing w:after="60"/>
-      </w:pPr>
-      <w:r>
-        <w:rPr>
-          <w:rFonts w:ascii="微软雅黑" w:hAnsi="微软雅黑" w:eastAsia="微软雅黑"/>
-          <w:b w:val="0"/>
-          <w:sz w:val="20"/>
-        </w:rPr>
-        <w:t>账期必须是 2026-06-15 至 2026-07-14（与已有处理后表一致）</w:t>
-      </w:r>
-    </w:p>
-    <w:p>
-      <w:pPr>
-        <w:pStyle w:val="ListBullet"/>
-        <w:spacing w:after="60"/>
-      </w:pPr>
-      <w:r>
-        <w:rPr>
-          <w:rFonts w:ascii="微软雅黑" w:hAnsi="微软雅黑" w:eastAsia="微软雅黑"/>
-          <w:b w:val="0"/>
-          <w:sz w:val="20"/>
-        </w:rPr>
-        <w:t>建议包含口腔相关明细（针类、洁牙尖、成型片、克氏针、车针等）</w:t>
+        <w:t>哈尔滨工程大学医院：5 月原始账单已于 7 月 29 日收到，正在安排核对</w:t>
       </w:r>
     </w:p>
     <w:p>
@@ -821,10 +255,492 @@
         <w:rPr>
           <w:rFonts w:ascii="微软雅黑" w:hAnsi="微软雅黑" w:eastAsia="微软雅黑"/>
           <w:b/>
+          <w:i w:val="0"/>
+          <w:color w:val="1A477A"/>
+          <w:sz w:val="28"/>
+        </w:rPr>
+        <w:t>提供材料时请注意</w:t>
+      </w:r>
+    </w:p>
+    <w:p>
+      <w:pPr>
+        <w:pStyle w:val="ListBullet"/>
+        <w:spacing w:after="60"/>
+      </w:pPr>
+      <w:r>
+        <w:rPr>
+          <w:rFonts w:ascii="微软雅黑" w:hAnsi="微软雅黑" w:eastAsia="微软雅黑"/>
+          <w:b w:val="0"/>
+          <w:i w:val="0"/>
+          <w:sz w:val="22"/>
+        </w:rPr>
+        <w:t>同一账期请成对提供：原始账单 + 处理后账单（或结款函）</w:t>
+      </w:r>
+    </w:p>
+    <w:p>
+      <w:pPr>
+        <w:pStyle w:val="ListBullet"/>
+        <w:spacing w:after="60"/>
+      </w:pPr>
+      <w:r>
+        <w:rPr>
+          <w:rFonts w:ascii="微软雅黑" w:hAnsi="微软雅黑" w:eastAsia="微软雅黑"/>
+          <w:b w:val="0"/>
+          <w:i w:val="0"/>
+          <w:sz w:val="22"/>
+        </w:rPr>
+        <w:t>账期起止日期必须一致</w:t>
+      </w:r>
+    </w:p>
+    <w:p>
+      <w:pPr>
+        <w:pStyle w:val="ListBullet"/>
+        <w:spacing w:after="60"/>
+      </w:pPr>
+      <w:r>
+        <w:rPr>
+          <w:rFonts w:ascii="微软雅黑" w:hAnsi="微软雅黑" w:eastAsia="微软雅黑"/>
+          <w:b w:val="0"/>
+          <w:i w:val="0"/>
+          <w:sz w:val="22"/>
+        </w:rPr>
+        <w:t>文件格式优先 Excel；结款函如果只有 Word，也请尽量转成 Excel</w:t>
+      </w:r>
+    </w:p>
+    <w:p>
+      <w:pPr>
+        <w:pStyle w:val="ListBullet"/>
+        <w:spacing w:after="60"/>
+      </w:pPr>
+      <w:r>
+        <w:rPr>
+          <w:rFonts w:ascii="微软雅黑" w:hAnsi="微软雅黑" w:eastAsia="微软雅黑"/>
+          <w:b w:val="0"/>
+          <w:i w:val="0"/>
+          <w:sz w:val="22"/>
+        </w:rPr>
+        <w:t>文件名建议写上医院全称和月份，方便归档</w:t>
+      </w:r>
+    </w:p>
+    <w:p/>
+    <w:p>
+      <w:pPr>
+        <w:spacing w:after="120"/>
+      </w:pPr>
+      <w:r>
+        <w:rPr>
+          <w:rFonts w:ascii="微软雅黑" w:hAnsi="微软雅黑" w:eastAsia="微软雅黑"/>
+          <w:b/>
+          <w:i w:val="0"/>
           <w:color w:val="C0392B"/>
           <w:sz w:val="28"/>
         </w:rPr>
-        <w:t>二、优先：6 月两表无差别，需补「有差别月份」的账单（共 10 家）</w:t>
+        <w:t>一、最优先：缺材料导致 6 月账单对不上（共 4 家）</w:t>
+      </w:r>
+    </w:p>
+    <w:p>
+      <w:pPr>
+        <w:spacing w:after="200"/>
+      </w:pPr>
+      <w:r>
+        <w:rPr>
+          <w:rFonts w:ascii="微软雅黑" w:hAnsi="微软雅黑" w:eastAsia="微软雅黑"/>
+          <w:b w:val="0"/>
+          <w:i w:val="0"/>
+          <w:sz w:val="22"/>
+        </w:rPr>
+        <w:t>以下 4 家医院，系统算出的 6 月账单和贵司确认版对不上，主要原因是原始表里缺明细，或成套器械包在贵司账单里拆成了多行、但系统这边没有对应规则。请优先补充下列材料。</w:t>
+      </w:r>
+    </w:p>
+    <w:p>
+      <w:pPr>
+        <w:spacing w:after="80"/>
+      </w:pPr>
+      <w:r>
+        <w:rPr>
+          <w:rFonts w:ascii="微软雅黑" w:hAnsi="微软雅黑" w:eastAsia="微软雅黑"/>
+          <w:b/>
+          <w:i w:val="0"/>
+          <w:color w:val="2E86AB"/>
+          <w:sz w:val="24"/>
+        </w:rPr>
+        <w:t>1. 国药总医院主院区</w:t>
+      </w:r>
+    </w:p>
+    <w:p>
+      <w:pPr>
+        <w:spacing w:after="80"/>
+      </w:pPr>
+      <w:r>
+        <w:rPr>
+          <w:rFonts w:ascii="微软雅黑" w:hAnsi="微软雅黑" w:eastAsia="微软雅黑"/>
+          <w:b/>
+          <w:i w:val="0"/>
+          <w:sz w:val="22"/>
+        </w:rPr>
+        <w:t>目前情况：6 月账单金额差约 696 元。系统导出有 131 行，贵司确认版有 206 行，中间缺了成套包的明细行。</w:t>
+      </w:r>
+    </w:p>
+    <w:p>
+      <w:pPr>
+        <w:spacing w:after="40"/>
+      </w:pPr>
+      <w:r>
+        <w:rPr>
+          <w:rFonts w:ascii="微软雅黑" w:hAnsi="微软雅黑" w:eastAsia="微软雅黑"/>
+          <w:b/>
+          <w:i w:val="0"/>
+          <w:sz w:val="22"/>
+        </w:rPr>
+        <w:t>请提供以下任一项（或多项）：</w:t>
+      </w:r>
+    </w:p>
+    <w:p>
+      <w:pPr>
+        <w:pStyle w:val="ListBullet"/>
+        <w:spacing w:after="60"/>
+      </w:pPr>
+      <w:r>
+        <w:rPr>
+          <w:rFonts w:ascii="微软雅黑" w:hAnsi="微软雅黑" w:eastAsia="微软雅黑"/>
+          <w:b w:val="0"/>
+          <w:i w:val="0"/>
+          <w:sz w:val="20"/>
+        </w:rPr>
+        <w:t>成套器械包拆分说明：例如「产包」「腔镜包」在贵司账单里拆成了哪些独立明细行</w:t>
+      </w:r>
+    </w:p>
+    <w:p>
+      <w:pPr>
+        <w:pStyle w:val="ListBullet"/>
+        <w:spacing w:after="60"/>
+      </w:pPr>
+      <w:r>
+        <w:rPr>
+          <w:rFonts w:ascii="微软雅黑" w:hAnsi="微软雅黑" w:eastAsia="微软雅黑"/>
+          <w:b w:val="0"/>
+          <w:i w:val="0"/>
+          <w:sz w:val="20"/>
+        </w:rPr>
+        <w:t>或确认：汽轮机 6 月原始账单里，是否应已包含全部组件明细</w:t>
+      </w:r>
+    </w:p>
+    <w:p>
+      <w:pPr>
+        <w:pStyle w:val="ListBullet"/>
+        <w:spacing w:after="60"/>
+      </w:pPr>
+      <w:r>
+        <w:rPr>
+          <w:rFonts w:ascii="微软雅黑" w:hAnsi="微软雅黑" w:eastAsia="微软雅黑"/>
+          <w:b w:val="0"/>
+          <w:i w:val="0"/>
+          <w:sz w:val="20"/>
+        </w:rPr>
+        <w:t>若同一包名两边数量不一致（如治疗盘器械、外科缝合包），请说明应以哪边为准</w:t>
+      </w:r>
+    </w:p>
+    <w:p>
+      <w:pPr>
+        <w:pStyle w:val="ListBullet"/>
+        <w:spacing w:after="60"/>
+      </w:pPr>
+      <w:r>
+        <w:rPr>
+          <w:rFonts w:ascii="微软雅黑" w:hAnsi="微软雅黑" w:eastAsia="微软雅黑"/>
+          <w:b w:val="0"/>
+          <w:i w:val="0"/>
+          <w:sz w:val="20"/>
+        </w:rPr>
+        <w:t>对应账期：5 月 26 日 — 6 月 25 日</w:t>
+      </w:r>
+    </w:p>
+    <w:p/>
+    <w:p>
+      <w:pPr>
+        <w:spacing w:after="80"/>
+      </w:pPr>
+      <w:r>
+        <w:rPr>
+          <w:rFonts w:ascii="微软雅黑" w:hAnsi="微软雅黑" w:eastAsia="微软雅黑"/>
+          <w:b/>
+          <w:i w:val="0"/>
+          <w:color w:val="2E86AB"/>
+          <w:sz w:val="24"/>
+        </w:rPr>
+        <w:t>2. 国药总医院第二院区</w:t>
+      </w:r>
+    </w:p>
+    <w:p>
+      <w:pPr>
+        <w:spacing w:after="80"/>
+      </w:pPr>
+      <w:r>
+        <w:rPr>
+          <w:rFonts w:ascii="微软雅黑" w:hAnsi="微软雅黑" w:eastAsia="微软雅黑"/>
+          <w:b/>
+          <w:i w:val="0"/>
+          <w:sz w:val="22"/>
+        </w:rPr>
+        <w:t>目前情况：与主院区类似，6 月账单差约 121.5 元。系统 43 行，贵司确认版 65 行。</w:t>
+      </w:r>
+    </w:p>
+    <w:p>
+      <w:pPr>
+        <w:spacing w:after="40"/>
+      </w:pPr>
+      <w:r>
+        <w:rPr>
+          <w:rFonts w:ascii="微软雅黑" w:hAnsi="微软雅黑" w:eastAsia="微软雅黑"/>
+          <w:b/>
+          <w:i w:val="0"/>
+          <w:sz w:val="22"/>
+        </w:rPr>
+        <w:t>请提供：</w:t>
+      </w:r>
+    </w:p>
+    <w:p>
+      <w:pPr>
+        <w:pStyle w:val="ListBullet"/>
+        <w:spacing w:after="60"/>
+      </w:pPr>
+      <w:r>
+        <w:rPr>
+          <w:rFonts w:ascii="微软雅黑" w:hAnsi="微软雅黑" w:eastAsia="微软雅黑"/>
+          <w:b w:val="0"/>
+          <w:i w:val="0"/>
+          <w:sz w:val="20"/>
+        </w:rPr>
+        <w:t>同主院区的成套包拆分说明</w:t>
+      </w:r>
+    </w:p>
+    <w:p>
+      <w:pPr>
+        <w:pStyle w:val="ListBullet"/>
+        <w:spacing w:after="60"/>
+      </w:pPr>
+      <w:r>
+        <w:rPr>
+          <w:rFonts w:ascii="微软雅黑" w:hAnsi="微软雅黑" w:eastAsia="微软雅黑"/>
+          <w:b w:val="0"/>
+          <w:i w:val="0"/>
+          <w:sz w:val="20"/>
+        </w:rPr>
+        <w:t>或确认：电机厂 6 月原始账单是否缺组件明细</w:t>
+      </w:r>
+    </w:p>
+    <w:p>
+      <w:pPr>
+        <w:pStyle w:val="ListBullet"/>
+        <w:spacing w:after="60"/>
+      </w:pPr>
+      <w:r>
+        <w:rPr>
+          <w:rFonts w:ascii="微软雅黑" w:hAnsi="微软雅黑" w:eastAsia="微软雅黑"/>
+          <w:b w:val="0"/>
+          <w:i w:val="0"/>
+          <w:sz w:val="20"/>
+        </w:rPr>
+        <w:t>对应账期：5 月 26 日 — 6 月 25 日</w:t>
+      </w:r>
+    </w:p>
+    <w:p/>
+    <w:p>
+      <w:pPr>
+        <w:spacing w:after="80"/>
+      </w:pPr>
+      <w:r>
+        <w:rPr>
+          <w:rFonts w:ascii="微软雅黑" w:hAnsi="微软雅黑" w:eastAsia="微软雅黑"/>
+          <w:b/>
+          <w:i w:val="0"/>
+          <w:color w:val="2E86AB"/>
+          <w:sz w:val="24"/>
+        </w:rPr>
+        <w:t>3. 哈尔滨市第二医院</w:t>
+      </w:r>
+    </w:p>
+    <w:p>
+      <w:pPr>
+        <w:spacing w:after="80"/>
+      </w:pPr>
+      <w:r>
+        <w:rPr>
+          <w:rFonts w:ascii="微软雅黑" w:hAnsi="微软雅黑" w:eastAsia="微软雅黑"/>
+          <w:b/>
+          <w:i w:val="0"/>
+          <w:sz w:val="22"/>
+        </w:rPr>
+        <w:t>目前情况：6 月账单差约 1.19 万元。贵司确认版比现有原始账单多了 7 个供应商的明细页，这些明细在原始账单里找不到。</w:t>
+      </w:r>
+    </w:p>
+    <w:p>
+      <w:pPr>
+        <w:spacing w:after="40"/>
+      </w:pPr>
+      <w:r>
+        <w:rPr>
+          <w:rFonts w:ascii="微软雅黑" w:hAnsi="微软雅黑" w:eastAsia="微软雅黑"/>
+          <w:b/>
+          <w:i w:val="0"/>
+          <w:sz w:val="22"/>
+        </w:rPr>
+        <w:t>请提供：</w:t>
+      </w:r>
+    </w:p>
+    <w:p>
+      <w:pPr>
+        <w:pStyle w:val="ListBullet"/>
+        <w:spacing w:after="60"/>
+      </w:pPr>
+      <w:r>
+        <w:rPr>
+          <w:rFonts w:ascii="微软雅黑" w:hAnsi="微软雅黑" w:eastAsia="微软雅黑"/>
+          <w:b w:val="0"/>
+          <w:i w:val="0"/>
+          <w:sz w:val="20"/>
+        </w:rPr>
+        <w:t>2026 年 6 月外来器械/供应商补录明细（Excel）</w:t>
+      </w:r>
+    </w:p>
+    <w:p>
+      <w:pPr>
+        <w:pStyle w:val="ListBullet"/>
+        <w:spacing w:after="60"/>
+      </w:pPr>
+      <w:r>
+        <w:rPr>
+          <w:rFonts w:ascii="微软雅黑" w:hAnsi="微软雅黑" w:eastAsia="微软雅黑"/>
+          <w:b w:val="0"/>
+          <w:i w:val="0"/>
+          <w:sz w:val="20"/>
+        </w:rPr>
+        <w:t>需包含以下供应商（或等价明细）：上海尔欢、大博、尔欢、捷迈得、星檀、纽枫、钇嵩 等</w:t>
+      </w:r>
+    </w:p>
+    <w:p>
+      <w:pPr>
+        <w:pStyle w:val="ListBullet"/>
+        <w:spacing w:after="60"/>
+      </w:pPr>
+      <w:r>
+        <w:rPr>
+          <w:rFonts w:ascii="微软雅黑" w:hAnsi="微软雅黑" w:eastAsia="微软雅黑"/>
+          <w:b w:val="0"/>
+          <w:i w:val="0"/>
+          <w:sz w:val="20"/>
+        </w:rPr>
+        <w:t>与 6 月市二院确认版账单同一账期</w:t>
+      </w:r>
+    </w:p>
+    <w:p/>
+    <w:p>
+      <w:pPr>
+        <w:spacing w:after="80"/>
+      </w:pPr>
+      <w:r>
+        <w:rPr>
+          <w:rFonts w:ascii="微软雅黑" w:hAnsi="微软雅黑" w:eastAsia="微软雅黑"/>
+          <w:b/>
+          <w:i w:val="0"/>
+          <w:color w:val="2E86AB"/>
+          <w:sz w:val="24"/>
+        </w:rPr>
+        <w:t>4. 黑龙江省第二医院（松北院区）</w:t>
+      </w:r>
+    </w:p>
+    <w:p>
+      <w:pPr>
+        <w:spacing w:after="80"/>
+      </w:pPr>
+      <w:r>
+        <w:rPr>
+          <w:rFonts w:ascii="微软雅黑" w:hAnsi="微软雅黑" w:eastAsia="微软雅黑"/>
+          <w:b/>
+          <w:i w:val="0"/>
+          <w:sz w:val="22"/>
+        </w:rPr>
+        <w:t>目前情况：6 月账单差约 8,743 元。一部分是原始账单里缺外来器械、钉盒等明细；另一部分是成套包（如宫腔镜包）在贵司账单里拆行、系统这边对不上。</w:t>
+      </w:r>
+    </w:p>
+    <w:p>
+      <w:pPr>
+        <w:spacing w:after="40"/>
+      </w:pPr>
+      <w:r>
+        <w:rPr>
+          <w:rFonts w:ascii="微软雅黑" w:hAnsi="微软雅黑" w:eastAsia="微软雅黑"/>
+          <w:b/>
+          <w:i w:val="0"/>
+          <w:sz w:val="22"/>
+        </w:rPr>
+        <w:t>请提供：</w:t>
+      </w:r>
+    </w:p>
+    <w:p>
+      <w:pPr>
+        <w:pStyle w:val="ListBullet"/>
+        <w:spacing w:after="60"/>
+      </w:pPr>
+      <w:r>
+        <w:rPr>
+          <w:rFonts w:ascii="微软雅黑" w:hAnsi="微软雅黑" w:eastAsia="微软雅黑"/>
+          <w:b w:val="0"/>
+          <w:i w:val="0"/>
+          <w:sz w:val="20"/>
+        </w:rPr>
+        <w:t>外来器械、钉盒等补录明细（贵司确认版有、原始账单里没有的约 110 行）</w:t>
+      </w:r>
+    </w:p>
+    <w:p>
+      <w:pPr>
+        <w:pStyle w:val="ListBullet"/>
+        <w:spacing w:after="60"/>
+      </w:pPr>
+      <w:r>
+        <w:rPr>
+          <w:rFonts w:ascii="微软雅黑" w:hAnsi="微软雅黑" w:eastAsia="微软雅黑"/>
+          <w:b w:val="0"/>
+          <w:i w:val="0"/>
+          <w:sz w:val="20"/>
+        </w:rPr>
+        <w:t>成套包拆分说明（如宫腔镜包拆成哪些独立行）</w:t>
+      </w:r>
+    </w:p>
+    <w:p>
+      <w:pPr>
+        <w:pStyle w:val="ListBullet"/>
+        <w:spacing w:after="60"/>
+      </w:pPr>
+      <w:r>
+        <w:rPr>
+          <w:rFonts w:ascii="微软雅黑" w:hAnsi="微软雅黑" w:eastAsia="微软雅黑"/>
+          <w:b w:val="0"/>
+          <w:i w:val="0"/>
+          <w:sz w:val="20"/>
+        </w:rPr>
+        <w:t>若「盆1碗2盘2/W9050」「上肢钉盒（三）」等应在原始账单出现，请确认是否需重新导出</w:t>
+      </w:r>
+    </w:p>
+    <w:p/>
+    <w:p>
+      <w:r>
+        <w:br w:type="page"/>
+      </w:r>
+    </w:p>
+    <w:p>
+      <w:pPr>
+        <w:spacing w:after="120"/>
+      </w:pPr>
+      <w:r>
+        <w:rPr>
+          <w:rFonts w:ascii="微软雅黑" w:hAnsi="微软雅黑" w:eastAsia="微软雅黑"/>
+          <w:b/>
+          <w:i w:val="0"/>
+          <w:color w:val="C0392B"/>
+          <w:sz w:val="28"/>
+        </w:rPr>
+        <w:t>二、次优先：6 月账单已对，还缺结款函（共 4 家）</w:t>
       </w:r>
     </w:p>
     <w:p>
@@ -835,9 +751,432 @@
         <w:rPr>
           <w:rFonts w:ascii="微软雅黑" w:hAnsi="微软雅黑" w:eastAsia="微软雅黑"/>
           <w:b w:val="0"/>
+          <w:i w:val="0"/>
           <w:sz w:val="22"/>
         </w:rPr>
-        <w:t>下列医院 6 月原始与处理后价格相同，测试只能确认「没报错」，不能验证特色规则。我们已在其它月份发现「原始 ≠ 处理后」的记录，请优先补下表所列月份（每月仍需：原始 + 处理后，两套齐全）。</w:t>
+        <w:t>以下医院 6 月账单已核对通过，但还缺少贵司确认过的结款函 Excel，暂时无法核对结款函。（第一节 4 家医院的结款函，需等账单材料补齐后再核对。）</w:t>
+      </w:r>
+    </w:p>
+    <w:tbl>
+      <w:tblPr>
+        <w:tblStyle w:val="TableGrid"/>
+        <w:tblW w:type="auto" w:w="0"/>
+        <w:jc w:val="center"/>
+        <w:tblLook w:firstColumn="1" w:firstRow="1" w:lastColumn="0" w:lastRow="0" w:noHBand="0" w:noVBand="1" w:val="04A0"/>
+      </w:tblPr>
+      <w:tblGrid>
+        <w:gridCol w:w="4873"/>
+        <w:gridCol w:w="4873"/>
+      </w:tblGrid>
+      <w:tr>
+        <w:tc>
+          <w:tcPr>
+            <w:tcW w:type="dxa" w:w="3118"/>
+            <w:shd w:fill="1A477A" w:val="clear"/>
+          </w:tcPr>
+          <w:p>
+            <w:r/>
+            <w:r>
+              <w:rPr>
+                <w:rFonts w:ascii="微软雅黑" w:hAnsi="微软雅黑" w:eastAsia="微软雅黑"/>
+                <w:b/>
+                <w:i w:val="0"/>
+                <w:color w:val="FFFFFF"/>
+                <w:sz w:val="20"/>
+              </w:rPr>
+              <w:t>医院</w:t>
+            </w:r>
+          </w:p>
+        </w:tc>
+        <w:tc>
+          <w:tcPr>
+            <w:tcW w:type="dxa" w:w="5669"/>
+            <w:shd w:fill="1A477A" w:val="clear"/>
+          </w:tcPr>
+          <w:p>
+            <w:r/>
+            <w:r>
+              <w:rPr>
+                <w:rFonts w:ascii="微软雅黑" w:hAnsi="微软雅黑" w:eastAsia="微软雅黑"/>
+                <w:b/>
+                <w:i w:val="0"/>
+                <w:color w:val="FFFFFF"/>
+                <w:sz w:val="20"/>
+              </w:rPr>
+              <w:t>还缺什么</w:t>
+            </w:r>
+          </w:p>
+        </w:tc>
+      </w:tr>
+      <w:tr>
+        <w:tc>
+          <w:tcPr>
+            <w:tcW w:type="dxa" w:w="3118"/>
+          </w:tcPr>
+          <w:p>
+            <w:r/>
+            <w:r>
+              <w:rPr>
+                <w:rFonts w:ascii="微软雅黑" w:hAnsi="微软雅黑" w:eastAsia="微软雅黑"/>
+                <w:b w:val="0"/>
+                <w:i w:val="0"/>
+                <w:sz w:val="20"/>
+              </w:rPr>
+              <w:t>国药总医院第三院区</w:t>
+            </w:r>
+          </w:p>
+        </w:tc>
+        <w:tc>
+          <w:tcPr>
+            <w:tcW w:type="dxa" w:w="5669"/>
+          </w:tcPr>
+          <w:p>
+            <w:r/>
+            <w:r>
+              <w:rPr>
+                <w:rFonts w:ascii="微软雅黑" w:hAnsi="微软雅黑" w:eastAsia="微软雅黑"/>
+                <w:b w:val="0"/>
+                <w:i w:val="0"/>
+                <w:sz w:val="20"/>
+              </w:rPr>
+              <w:t>6 月同账期的结款函（Excel）</w:t>
+            </w:r>
+          </w:p>
+        </w:tc>
+      </w:tr>
+      <w:tr>
+        <w:tc>
+          <w:tcPr>
+            <w:tcW w:type="dxa" w:w="3118"/>
+            <w:shd w:fill="F2F6FA" w:val="clear"/>
+          </w:tcPr>
+          <w:p>
+            <w:r/>
+            <w:r>
+              <w:rPr>
+                <w:rFonts w:ascii="微软雅黑" w:hAnsi="微软雅黑" w:eastAsia="微软雅黑"/>
+                <w:b w:val="0"/>
+                <w:i w:val="0"/>
+                <w:sz w:val="20"/>
+              </w:rPr>
+              <w:t>香坊中医院</w:t>
+            </w:r>
+          </w:p>
+        </w:tc>
+        <w:tc>
+          <w:tcPr>
+            <w:tcW w:type="dxa" w:w="5669"/>
+            <w:shd w:fill="F2F6FA" w:val="clear"/>
+          </w:tcPr>
+          <w:p>
+            <w:r/>
+            <w:r>
+              <w:rPr>
+                <w:rFonts w:ascii="微软雅黑" w:hAnsi="微软雅黑" w:eastAsia="微软雅黑"/>
+                <w:b w:val="0"/>
+                <w:i w:val="0"/>
+                <w:sz w:val="20"/>
+              </w:rPr>
+              <w:t>6 月同账期的结款函（Excel）</w:t>
+            </w:r>
+          </w:p>
+        </w:tc>
+      </w:tr>
+      <w:tr>
+        <w:tc>
+          <w:tcPr>
+            <w:tcW w:type="dxa" w:w="3118"/>
+          </w:tcPr>
+          <w:p>
+            <w:r/>
+            <w:r>
+              <w:rPr>
+                <w:rFonts w:ascii="微软雅黑" w:hAnsi="微软雅黑" w:eastAsia="微软雅黑"/>
+                <w:b w:val="0"/>
+                <w:i w:val="0"/>
+                <w:sz w:val="20"/>
+              </w:rPr>
+              <w:t>哈尔滨长健医院</w:t>
+            </w:r>
+          </w:p>
+        </w:tc>
+        <w:tc>
+          <w:tcPr>
+            <w:tcW w:type="dxa" w:w="5669"/>
+          </w:tcPr>
+          <w:p>
+            <w:r/>
+            <w:r>
+              <w:rPr>
+                <w:rFonts w:ascii="微软雅黑" w:hAnsi="微软雅黑" w:eastAsia="微软雅黑"/>
+                <w:b w:val="0"/>
+                <w:i w:val="0"/>
+                <w:sz w:val="20"/>
+              </w:rPr>
+              <w:t>6 月同账期的结款函（Excel）</w:t>
+            </w:r>
+          </w:p>
+        </w:tc>
+      </w:tr>
+      <w:tr>
+        <w:tc>
+          <w:tcPr>
+            <w:tcW w:type="dxa" w:w="3118"/>
+            <w:shd w:fill="F2F6FA" w:val="clear"/>
+          </w:tcPr>
+          <w:p>
+            <w:r/>
+            <w:r>
+              <w:rPr>
+                <w:rFonts w:ascii="微软雅黑" w:hAnsi="微软雅黑" w:eastAsia="微软雅黑"/>
+                <w:b w:val="0"/>
+                <w:i w:val="0"/>
+                <w:sz w:val="20"/>
+              </w:rPr>
+              <w:t>哈尔滨市第五医院（二门诊）</w:t>
+            </w:r>
+          </w:p>
+        </w:tc>
+        <w:tc>
+          <w:tcPr>
+            <w:tcW w:type="dxa" w:w="5669"/>
+            <w:shd w:fill="F2F6FA" w:val="clear"/>
+          </w:tcPr>
+          <w:p>
+            <w:r/>
+            <w:r>
+              <w:rPr>
+                <w:rFonts w:ascii="微软雅黑" w:hAnsi="微软雅黑" w:eastAsia="微软雅黑"/>
+                <w:b w:val="0"/>
+                <w:i w:val="0"/>
+                <w:sz w:val="20"/>
+              </w:rPr>
+              <w:t>6 月同账期的结款函（Excel）</w:t>
+            </w:r>
+          </w:p>
+        </w:tc>
+      </w:tr>
+    </w:tbl>
+    <w:p/>
+    <w:p>
+      <w:pPr>
+        <w:spacing w:after="120"/>
+      </w:pPr>
+      <w:r>
+        <w:rPr>
+          <w:rFonts w:ascii="微软雅黑" w:hAnsi="微软雅黑" w:eastAsia="微软雅黑"/>
+          <w:b/>
+          <w:i w:val="0"/>
+          <w:color w:val="C0392B"/>
+          <w:sz w:val="28"/>
+        </w:rPr>
+        <w:t>三、补充核对用：其它月份的材料</w:t>
+      </w:r>
+    </w:p>
+    <w:p>
+      <w:pPr>
+        <w:spacing w:after="160"/>
+      </w:pPr>
+      <w:r>
+        <w:rPr>
+          <w:rFonts w:ascii="微软雅黑" w:hAnsi="微软雅黑" w:eastAsia="微软雅黑"/>
+          <w:b w:val="0"/>
+          <w:i w:val="0"/>
+          <w:sz w:val="22"/>
+        </w:rPr>
+        <w:t>以下不影响 6 月主核对，但有助于把特色计价规则测得更全。部分医院 6 月原始和处理后价格完全一样，说明 6 月可能没有改价，需要再找一个「确实有改价」的月份来验证。</w:t>
+      </w:r>
+    </w:p>
+    <w:p>
+      <w:pPr>
+        <w:spacing w:after="80"/>
+      </w:pPr>
+      <w:r>
+        <w:rPr>
+          <w:rFonts w:ascii="微软雅黑" w:hAnsi="微软雅黑" w:eastAsia="微软雅黑"/>
+          <w:b/>
+          <w:i w:val="0"/>
+          <w:color w:val="2E86AB"/>
+          <w:sz w:val="24"/>
+        </w:rPr>
+        <w:t>5. 哈尔滨市红十字妇产医院</w:t>
+      </w:r>
+    </w:p>
+    <w:p>
+      <w:pPr>
+        <w:spacing w:after="80"/>
+      </w:pPr>
+      <w:r>
+        <w:rPr>
+          <w:rFonts w:ascii="微软雅黑" w:hAnsi="微软雅黑" w:eastAsia="微软雅黑"/>
+          <w:b/>
+          <w:i w:val="0"/>
+          <w:sz w:val="22"/>
+        </w:rPr>
+        <w:t>目前情况：6 月已核对；4 月、5 月还缺贵司确认版账单，暂时测不了。</w:t>
+      </w:r>
+    </w:p>
+    <w:p>
+      <w:pPr>
+        <w:spacing w:after="40"/>
+      </w:pPr>
+      <w:r>
+        <w:rPr>
+          <w:rFonts w:ascii="微软雅黑" w:hAnsi="微软雅黑" w:eastAsia="微软雅黑"/>
+          <w:b/>
+          <w:i w:val="0"/>
+          <w:sz w:val="22"/>
+        </w:rPr>
+        <w:t>请提供：</w:t>
+      </w:r>
+    </w:p>
+    <w:p>
+      <w:pPr>
+        <w:pStyle w:val="ListBullet"/>
+        <w:spacing w:after="60"/>
+      </w:pPr>
+      <w:r>
+        <w:rPr>
+          <w:rFonts w:ascii="微软雅黑" w:hAnsi="微软雅黑" w:eastAsia="微软雅黑"/>
+          <w:b w:val="0"/>
+          <w:i w:val="0"/>
+          <w:sz w:val="20"/>
+        </w:rPr>
+        <w:t>4 月确认版账单（4 月原始账单已有）</w:t>
+      </w:r>
+    </w:p>
+    <w:p>
+      <w:pPr>
+        <w:pStyle w:val="ListBullet"/>
+        <w:spacing w:after="60"/>
+      </w:pPr>
+      <w:r>
+        <w:rPr>
+          <w:rFonts w:ascii="微软雅黑" w:hAnsi="微软雅黑" w:eastAsia="微软雅黑"/>
+          <w:b w:val="0"/>
+          <w:i w:val="0"/>
+          <w:sz w:val="20"/>
+        </w:rPr>
+        <w:t>5 月确认版账单（5 月原始账单已有）</w:t>
+      </w:r>
+    </w:p>
+    <w:p>
+      <w:pPr>
+        <w:pStyle w:val="ListBullet"/>
+        <w:spacing w:after="60"/>
+      </w:pPr>
+      <w:r>
+        <w:rPr>
+          <w:rFonts w:ascii="微软雅黑" w:hAnsi="微软雅黑" w:eastAsia="微软雅黑"/>
+          <w:b w:val="0"/>
+          <w:i w:val="0"/>
+          <w:sz w:val="20"/>
+        </w:rPr>
+        <w:t>建议 4、5 月尽量包含低温、湿化瓶、T 型管、喉镜/软管等有改价的明细</w:t>
+      </w:r>
+    </w:p>
+    <w:p/>
+    <w:p>
+      <w:pPr>
+        <w:spacing w:after="80"/>
+      </w:pPr>
+      <w:r>
+        <w:rPr>
+          <w:rFonts w:ascii="微软雅黑" w:hAnsi="微软雅黑" w:eastAsia="微软雅黑"/>
+          <w:b/>
+          <w:i w:val="0"/>
+          <w:color w:val="2E86AB"/>
+          <w:sz w:val="24"/>
+        </w:rPr>
+        <w:t>6. 哈尔滨工业大学医院</w:t>
+      </w:r>
+    </w:p>
+    <w:p>
+      <w:pPr>
+        <w:spacing w:after="80"/>
+      </w:pPr>
+      <w:r>
+        <w:rPr>
+          <w:rFonts w:ascii="微软雅黑" w:hAnsi="微软雅黑" w:eastAsia="微软雅黑"/>
+          <w:b/>
+          <w:i w:val="0"/>
+          <w:sz w:val="22"/>
+        </w:rPr>
+        <w:t>目前情况：4 月、5 月已核对；6 月原始账单和处理后账单不是同一账期，对不上。</w:t>
+      </w:r>
+    </w:p>
+    <w:p>
+      <w:pPr>
+        <w:spacing w:after="40"/>
+      </w:pPr>
+      <w:r>
+        <w:rPr>
+          <w:rFonts w:ascii="微软雅黑" w:hAnsi="微软雅黑" w:eastAsia="微软雅黑"/>
+          <w:b/>
+          <w:i w:val="0"/>
+          <w:sz w:val="22"/>
+        </w:rPr>
+        <w:t>请提供：</w:t>
+      </w:r>
+    </w:p>
+    <w:p>
+      <w:pPr>
+        <w:pStyle w:val="ListBullet"/>
+        <w:spacing w:after="60"/>
+      </w:pPr>
+      <w:r>
+        <w:rPr>
+          <w:rFonts w:ascii="微软雅黑" w:hAnsi="微软雅黑" w:eastAsia="微软雅黑"/>
+          <w:b w:val="0"/>
+          <w:i w:val="0"/>
+          <w:sz w:val="20"/>
+        </w:rPr>
+        <w:t>2026 年 6 月 15 日 — 7 月 14 日的原始账单（确认版已有）</w:t>
+      </w:r>
+    </w:p>
+    <w:p>
+      <w:pPr>
+        <w:pStyle w:val="ListBullet"/>
+        <w:spacing w:after="60"/>
+      </w:pPr>
+      <w:r>
+        <w:rPr>
+          <w:rFonts w:ascii="微软雅黑" w:hAnsi="微软雅黑" w:eastAsia="微软雅黑"/>
+          <w:b w:val="0"/>
+          <w:i w:val="0"/>
+          <w:sz w:val="20"/>
+        </w:rPr>
+        <w:t>建议包含口腔相关明细（针类、洁牙尖、成型片、克氏针、车针等）</w:t>
+      </w:r>
+    </w:p>
+    <w:p/>
+    <w:p>
+      <w:pPr>
+        <w:spacing w:after="80"/>
+      </w:pPr>
+      <w:r>
+        <w:rPr>
+          <w:rFonts w:ascii="微软雅黑" w:hAnsi="微软雅黑" w:eastAsia="微软雅黑"/>
+          <w:b/>
+          <w:i w:val="0"/>
+          <w:color w:val="2E86AB"/>
+          <w:sz w:val="24"/>
+        </w:rPr>
+        <w:t>7. 6 月两边价格一样，建议补「有改价月份」的 10 家</w:t>
+      </w:r>
+    </w:p>
+    <w:p>
+      <w:pPr>
+        <w:spacing w:after="120"/>
+      </w:pPr>
+      <w:r>
+        <w:rPr>
+          <w:rFonts w:ascii="微软雅黑" w:hAnsi="微软雅黑" w:eastAsia="微软雅黑"/>
+          <w:b w:val="0"/>
+          <w:i w:val="0"/>
+          <w:sz w:val="22"/>
+        </w:rPr>
+        <w:t>这 10 家医院 6 月原始和处理后价格相同，只能证明「没算错」，不能证明特色规则算对了。请在下列月份补原始 + 确认版成对账单：</w:t>
       </w:r>
     </w:p>
     <w:tbl>
@@ -865,6 +1204,7 @@
               <w:rPr>
                 <w:rFonts w:ascii="微软雅黑" w:hAnsi="微软雅黑" w:eastAsia="微软雅黑"/>
                 <w:b/>
+                <w:i w:val="0"/>
                 <w:color w:val="FFFFFF"/>
                 <w:sz w:val="20"/>
               </w:rPr>
@@ -874,7 +1214,7 @@
         </w:tc>
         <w:tc>
           <w:tcPr>
-            <w:tcW w:type="dxa" w:w="4252"/>
+            <w:tcW w:type="dxa" w:w="3685"/>
             <w:shd w:fill="1A477A" w:val="clear"/>
           </w:tcPr>
           <w:p>
@@ -883,16 +1223,17 @@
               <w:rPr>
                 <w:rFonts w:ascii="微软雅黑" w:hAnsi="微软雅黑" w:eastAsia="微软雅黑"/>
                 <w:b/>
+                <w:i w:val="0"/>
                 <w:color w:val="FFFFFF"/>
                 <w:sz w:val="20"/>
               </w:rPr>
-              <w:t>医院名称</w:t>
+              <w:t>医院</w:t>
             </w:r>
           </w:p>
         </w:tc>
         <w:tc>
           <w:tcPr>
-            <w:tcW w:type="dxa" w:w="1417"/>
+            <w:tcW w:type="dxa" w:w="1587"/>
             <w:shd w:fill="1A477A" w:val="clear"/>
           </w:tcPr>
           <w:p>
@@ -901,6 +1242,7 @@
               <w:rPr>
                 <w:rFonts w:ascii="微软雅黑" w:hAnsi="微软雅黑" w:eastAsia="微软雅黑"/>
                 <w:b/>
+                <w:i w:val="0"/>
                 <w:color w:val="FFFFFF"/>
                 <w:sz w:val="20"/>
               </w:rPr>
@@ -910,7 +1252,7 @@
         </w:tc>
         <w:tc>
           <w:tcPr>
-            <w:tcW w:type="dxa" w:w="1984"/>
+            <w:tcW w:type="dxa" w:w="2268"/>
             <w:shd w:fill="1A477A" w:val="clear"/>
           </w:tcPr>
           <w:p>
@@ -919,10 +1261,11 @@
               <w:rPr>
                 <w:rFonts w:ascii="微软雅黑" w:hAnsi="微软雅黑" w:eastAsia="微软雅黑"/>
                 <w:b/>
+                <w:i w:val="0"/>
                 <w:color w:val="FFFFFF"/>
                 <w:sz w:val="20"/>
               </w:rPr>
-              <w:t>约多少处价格差别</w:t>
+              <w:t>说明</w:t>
             </w:r>
           </w:p>
         </w:tc>
@@ -938,6 +1281,7 @@
               <w:rPr>
                 <w:rFonts w:ascii="微软雅黑" w:hAnsi="微软雅黑" w:eastAsia="微软雅黑"/>
                 <w:b w:val="0"/>
+                <w:i w:val="0"/>
                 <w:sz w:val="20"/>
               </w:rPr>
               <w:t>1</w:t>
@@ -946,7 +1290,7 @@
         </w:tc>
         <w:tc>
           <w:tcPr>
-            <w:tcW w:type="dxa" w:w="4252"/>
+            <w:tcW w:type="dxa" w:w="3685"/>
           </w:tcPr>
           <w:p>
             <w:r/>
@@ -954,6 +1298,7 @@
               <w:rPr>
                 <w:rFonts w:ascii="微软雅黑" w:hAnsi="微软雅黑" w:eastAsia="微软雅黑"/>
                 <w:b w:val="0"/>
+                <w:i w:val="0"/>
                 <w:sz w:val="20"/>
               </w:rPr>
               <w:t>太平人民医院</w:t>
@@ -962,7 +1307,7 @@
         </w:tc>
         <w:tc>
           <w:tcPr>
-            <w:tcW w:type="dxa" w:w="1417"/>
+            <w:tcW w:type="dxa" w:w="1587"/>
           </w:tcPr>
           <w:p>
             <w:r/>
@@ -970,15 +1315,16 @@
               <w:rPr>
                 <w:rFonts w:ascii="微软雅黑" w:hAnsi="微软雅黑" w:eastAsia="微软雅黑"/>
                 <w:b w:val="0"/>
+                <w:i w:val="0"/>
                 <w:sz w:val="20"/>
               </w:rPr>
-              <w:t>5 月</w:t>
+              <w:t>5 月（最优先）</w:t>
             </w:r>
           </w:p>
         </w:tc>
         <w:tc>
           <w:tcPr>
-            <w:tcW w:type="dxa" w:w="1984"/>
+            <w:tcW w:type="dxa" w:w="2268"/>
           </w:tcPr>
           <w:p>
             <w:r/>
@@ -986,9 +1332,10 @@
               <w:rPr>
                 <w:rFonts w:ascii="微软雅黑" w:hAnsi="微软雅黑" w:eastAsia="微软雅黑"/>
                 <w:b w:val="0"/>
+                <w:i w:val="0"/>
                 <w:sz w:val="20"/>
               </w:rPr>
-              <w:t>约 101 处（建议最优先）</w:t>
+              <w:t>约 101 处价格有差别</w:t>
             </w:r>
           </w:p>
         </w:tc>
@@ -1005,6 +1352,7 @@
               <w:rPr>
                 <w:rFonts w:ascii="微软雅黑" w:hAnsi="微软雅黑" w:eastAsia="微软雅黑"/>
                 <w:b w:val="0"/>
+                <w:i w:val="0"/>
                 <w:sz w:val="20"/>
               </w:rPr>
               <w:t>2</w:t>
@@ -1013,7 +1361,7 @@
         </w:tc>
         <w:tc>
           <w:tcPr>
-            <w:tcW w:type="dxa" w:w="4252"/>
+            <w:tcW w:type="dxa" w:w="3685"/>
             <w:shd w:fill="F2F6FA" w:val="clear"/>
           </w:tcPr>
           <w:p>
@@ -1022,6 +1370,7 @@
               <w:rPr>
                 <w:rFonts w:ascii="微软雅黑" w:hAnsi="微软雅黑" w:eastAsia="微软雅黑"/>
                 <w:b w:val="0"/>
+                <w:i w:val="0"/>
                 <w:sz w:val="20"/>
               </w:rPr>
               <w:t>南岗区妇产医院</w:t>
@@ -1030,7 +1379,7 @@
         </w:tc>
         <w:tc>
           <w:tcPr>
-            <w:tcW w:type="dxa" w:w="1417"/>
+            <w:tcW w:type="dxa" w:w="1587"/>
             <w:shd w:fill="F2F6FA" w:val="clear"/>
           </w:tcPr>
           <w:p>
@@ -1039,6 +1388,7 @@
               <w:rPr>
                 <w:rFonts w:ascii="微软雅黑" w:hAnsi="微软雅黑" w:eastAsia="微软雅黑"/>
                 <w:b w:val="0"/>
+                <w:i w:val="0"/>
                 <w:sz w:val="20"/>
               </w:rPr>
               <w:t>5 月</w:t>
@@ -1047,7 +1397,7 @@
         </w:tc>
         <w:tc>
           <w:tcPr>
-            <w:tcW w:type="dxa" w:w="1984"/>
+            <w:tcW w:type="dxa" w:w="2268"/>
             <w:shd w:fill="F2F6FA" w:val="clear"/>
           </w:tcPr>
           <w:p>
@@ -1056,6 +1406,7 @@
               <w:rPr>
                 <w:rFonts w:ascii="微软雅黑" w:hAnsi="微软雅黑" w:eastAsia="微软雅黑"/>
                 <w:b w:val="0"/>
+                <w:i w:val="0"/>
                 <w:sz w:val="20"/>
               </w:rPr>
               <w:t>约 10 处</w:t>
@@ -1074,6 +1425,7 @@
               <w:rPr>
                 <w:rFonts w:ascii="微软雅黑" w:hAnsi="微软雅黑" w:eastAsia="微软雅黑"/>
                 <w:b w:val="0"/>
+                <w:i w:val="0"/>
                 <w:sz w:val="20"/>
               </w:rPr>
               <w:t>3</w:t>
@@ -1082,7 +1434,7 @@
         </w:tc>
         <w:tc>
           <w:tcPr>
-            <w:tcW w:type="dxa" w:w="4252"/>
+            <w:tcW w:type="dxa" w:w="3685"/>
           </w:tcPr>
           <w:p>
             <w:r/>
@@ -1090,6 +1442,7 @@
               <w:rPr>
                 <w:rFonts w:ascii="微软雅黑" w:hAnsi="微软雅黑" w:eastAsia="微软雅黑"/>
                 <w:b w:val="0"/>
+                <w:i w:val="0"/>
                 <w:sz w:val="20"/>
               </w:rPr>
               <w:t>国药总医院第二院区</w:t>
@@ -1098,7 +1451,7 @@
         </w:tc>
         <w:tc>
           <w:tcPr>
-            <w:tcW w:type="dxa" w:w="1417"/>
+            <w:tcW w:type="dxa" w:w="1587"/>
           </w:tcPr>
           <w:p>
             <w:r/>
@@ -1106,6 +1459,7 @@
               <w:rPr>
                 <w:rFonts w:ascii="微软雅黑" w:hAnsi="微软雅黑" w:eastAsia="微软雅黑"/>
                 <w:b w:val="0"/>
+                <w:i w:val="0"/>
                 <w:sz w:val="20"/>
               </w:rPr>
               <w:t>2 月</w:t>
@@ -1114,7 +1468,7 @@
         </w:tc>
         <w:tc>
           <w:tcPr>
-            <w:tcW w:type="dxa" w:w="1984"/>
+            <w:tcW w:type="dxa" w:w="2268"/>
           </w:tcPr>
           <w:p>
             <w:r/>
@@ -1122,6 +1476,7 @@
               <w:rPr>
                 <w:rFonts w:ascii="微软雅黑" w:hAnsi="微软雅黑" w:eastAsia="微软雅黑"/>
                 <w:b w:val="0"/>
+                <w:i w:val="0"/>
                 <w:sz w:val="20"/>
               </w:rPr>
               <w:t>约 3 处</w:t>
@@ -1141,6 +1496,7 @@
               <w:rPr>
                 <w:rFonts w:ascii="微软雅黑" w:hAnsi="微软雅黑" w:eastAsia="微软雅黑"/>
                 <w:b w:val="0"/>
+                <w:i w:val="0"/>
                 <w:sz w:val="20"/>
               </w:rPr>
               <w:t>4</w:t>
@@ -1149,7 +1505,7 @@
         </w:tc>
         <w:tc>
           <w:tcPr>
-            <w:tcW w:type="dxa" w:w="4252"/>
+            <w:tcW w:type="dxa" w:w="3685"/>
             <w:shd w:fill="F2F6FA" w:val="clear"/>
           </w:tcPr>
           <w:p>
@@ -1158,6 +1514,7 @@
               <w:rPr>
                 <w:rFonts w:ascii="微软雅黑" w:hAnsi="微软雅黑" w:eastAsia="微软雅黑"/>
                 <w:b w:val="0"/>
+                <w:i w:val="0"/>
                 <w:sz w:val="20"/>
               </w:rPr>
               <w:t>祖研-黑龙江省中医医院（香安院区）</w:t>
@@ -1166,7 +1523,7 @@
         </w:tc>
         <w:tc>
           <w:tcPr>
-            <w:tcW w:type="dxa" w:w="1417"/>
+            <w:tcW w:type="dxa" w:w="1587"/>
             <w:shd w:fill="F2F6FA" w:val="clear"/>
           </w:tcPr>
           <w:p>
@@ -1175,6 +1532,7 @@
               <w:rPr>
                 <w:rFonts w:ascii="微软雅黑" w:hAnsi="微软雅黑" w:eastAsia="微软雅黑"/>
                 <w:b w:val="0"/>
+                <w:i w:val="0"/>
                 <w:sz w:val="20"/>
               </w:rPr>
               <w:t>4 月</w:t>
@@ -1183,7 +1541,7 @@
         </w:tc>
         <w:tc>
           <w:tcPr>
-            <w:tcW w:type="dxa" w:w="1984"/>
+            <w:tcW w:type="dxa" w:w="2268"/>
             <w:shd w:fill="F2F6FA" w:val="clear"/>
           </w:tcPr>
           <w:p>
@@ -1192,6 +1550,7 @@
               <w:rPr>
                 <w:rFonts w:ascii="微软雅黑" w:hAnsi="微软雅黑" w:eastAsia="微软雅黑"/>
                 <w:b w:val="0"/>
+                <w:i w:val="0"/>
                 <w:sz w:val="20"/>
               </w:rPr>
               <w:t>约 3 处</w:t>
@@ -1210,6 +1569,7 @@
               <w:rPr>
                 <w:rFonts w:ascii="微软雅黑" w:hAnsi="微软雅黑" w:eastAsia="微软雅黑"/>
                 <w:b w:val="0"/>
+                <w:i w:val="0"/>
                 <w:sz w:val="20"/>
               </w:rPr>
               <w:t>5</w:t>
@@ -1218,7 +1578,7 @@
         </w:tc>
         <w:tc>
           <w:tcPr>
-            <w:tcW w:type="dxa" w:w="4252"/>
+            <w:tcW w:type="dxa" w:w="3685"/>
           </w:tcPr>
           <w:p>
             <w:r/>
@@ -1226,6 +1586,7 @@
               <w:rPr>
                 <w:rFonts w:ascii="微软雅黑" w:hAnsi="微软雅黑" w:eastAsia="微软雅黑"/>
                 <w:b w:val="0"/>
+                <w:i w:val="0"/>
                 <w:sz w:val="20"/>
               </w:rPr>
               <w:t>黑龙江维多利亚妇产医院</w:t>
@@ -1234,7 +1595,7 @@
         </w:tc>
         <w:tc>
           <w:tcPr>
-            <w:tcW w:type="dxa" w:w="1417"/>
+            <w:tcW w:type="dxa" w:w="1587"/>
           </w:tcPr>
           <w:p>
             <w:r/>
@@ -1242,6 +1603,7 @@
               <w:rPr>
                 <w:rFonts w:ascii="微软雅黑" w:hAnsi="微软雅黑" w:eastAsia="微软雅黑"/>
                 <w:b w:val="0"/>
+                <w:i w:val="0"/>
                 <w:sz w:val="20"/>
               </w:rPr>
               <w:t>5 月</w:t>
@@ -1250,7 +1612,7 @@
         </w:tc>
         <w:tc>
           <w:tcPr>
-            <w:tcW w:type="dxa" w:w="1984"/>
+            <w:tcW w:type="dxa" w:w="2268"/>
           </w:tcPr>
           <w:p>
             <w:r/>
@@ -1258,6 +1620,7 @@
               <w:rPr>
                 <w:rFonts w:ascii="微软雅黑" w:hAnsi="微软雅黑" w:eastAsia="微软雅黑"/>
                 <w:b w:val="0"/>
+                <w:i w:val="0"/>
                 <w:sz w:val="20"/>
               </w:rPr>
               <w:t>约 2 处</w:t>
@@ -1277,6 +1640,7 @@
               <w:rPr>
                 <w:rFonts w:ascii="微软雅黑" w:hAnsi="微软雅黑" w:eastAsia="微软雅黑"/>
                 <w:b w:val="0"/>
+                <w:i w:val="0"/>
                 <w:sz w:val="20"/>
               </w:rPr>
               <w:t>6</w:t>
@@ -1285,7 +1649,7 @@
         </w:tc>
         <w:tc>
           <w:tcPr>
-            <w:tcW w:type="dxa" w:w="4252"/>
+            <w:tcW w:type="dxa" w:w="3685"/>
             <w:shd w:fill="F2F6FA" w:val="clear"/>
           </w:tcPr>
           <w:p>
@@ -1294,6 +1658,7 @@
               <w:rPr>
                 <w:rFonts w:ascii="微软雅黑" w:hAnsi="微软雅黑" w:eastAsia="微软雅黑"/>
                 <w:b w:val="0"/>
+                <w:i w:val="0"/>
                 <w:sz w:val="20"/>
               </w:rPr>
               <w:t>呼兰区红十字医院</w:t>
@@ -1302,7 +1667,7 @@
         </w:tc>
         <w:tc>
           <w:tcPr>
-            <w:tcW w:type="dxa" w:w="1417"/>
+            <w:tcW w:type="dxa" w:w="1587"/>
             <w:shd w:fill="F2F6FA" w:val="clear"/>
           </w:tcPr>
           <w:p>
@@ -1311,6 +1676,7 @@
               <w:rPr>
                 <w:rFonts w:ascii="微软雅黑" w:hAnsi="微软雅黑" w:eastAsia="微软雅黑"/>
                 <w:b w:val="0"/>
+                <w:i w:val="0"/>
                 <w:sz w:val="20"/>
               </w:rPr>
               <w:t>5 月</w:t>
@@ -1319,7 +1685,7 @@
         </w:tc>
         <w:tc>
           <w:tcPr>
-            <w:tcW w:type="dxa" w:w="1984"/>
+            <w:tcW w:type="dxa" w:w="2268"/>
             <w:shd w:fill="F2F6FA" w:val="clear"/>
           </w:tcPr>
           <w:p>
@@ -1328,6 +1694,7 @@
               <w:rPr>
                 <w:rFonts w:ascii="微软雅黑" w:hAnsi="微软雅黑" w:eastAsia="微软雅黑"/>
                 <w:b w:val="0"/>
+                <w:i w:val="0"/>
                 <w:sz w:val="20"/>
               </w:rPr>
               <w:t>约 2 处</w:t>
@@ -1346,6 +1713,7 @@
               <w:rPr>
                 <w:rFonts w:ascii="微软雅黑" w:hAnsi="微软雅黑" w:eastAsia="微软雅黑"/>
                 <w:b w:val="0"/>
+                <w:i w:val="0"/>
                 <w:sz w:val="20"/>
               </w:rPr>
               <w:t>7</w:t>
@@ -1354,7 +1722,7 @@
         </w:tc>
         <w:tc>
           <w:tcPr>
-            <w:tcW w:type="dxa" w:w="4252"/>
+            <w:tcW w:type="dxa" w:w="3685"/>
           </w:tcPr>
           <w:p>
             <w:r/>
@@ -1362,6 +1730,7 @@
               <w:rPr>
                 <w:rFonts w:ascii="微软雅黑" w:hAnsi="微软雅黑" w:eastAsia="微软雅黑"/>
                 <w:b w:val="0"/>
+                <w:i w:val="0"/>
                 <w:sz w:val="20"/>
               </w:rPr>
               <w:t>国药总医院主院区</w:t>
@@ -1370,7 +1739,7 @@
         </w:tc>
         <w:tc>
           <w:tcPr>
-            <w:tcW w:type="dxa" w:w="1417"/>
+            <w:tcW w:type="dxa" w:w="1587"/>
           </w:tcPr>
           <w:p>
             <w:r/>
@@ -1378,6 +1747,7 @@
               <w:rPr>
                 <w:rFonts w:ascii="微软雅黑" w:hAnsi="微软雅黑" w:eastAsia="微软雅黑"/>
                 <w:b w:val="0"/>
+                <w:i w:val="0"/>
                 <w:sz w:val="20"/>
               </w:rPr>
               <w:t>3 月</w:t>
@@ -1386,7 +1756,7 @@
         </w:tc>
         <w:tc>
           <w:tcPr>
-            <w:tcW w:type="dxa" w:w="1984"/>
+            <w:tcW w:type="dxa" w:w="2268"/>
           </w:tcPr>
           <w:p>
             <w:r/>
@@ -1394,6 +1764,7 @@
               <w:rPr>
                 <w:rFonts w:ascii="微软雅黑" w:hAnsi="微软雅黑" w:eastAsia="微软雅黑"/>
                 <w:b w:val="0"/>
+                <w:i w:val="0"/>
                 <w:sz w:val="20"/>
               </w:rPr>
               <w:t>约 1 处</w:t>
@@ -1413,6 +1784,7 @@
               <w:rPr>
                 <w:rFonts w:ascii="微软雅黑" w:hAnsi="微软雅黑" w:eastAsia="微软雅黑"/>
                 <w:b w:val="0"/>
+                <w:i w:val="0"/>
                 <w:sz w:val="20"/>
               </w:rPr>
               <w:t>8</w:t>
@@ -1421,7 +1793,7 @@
         </w:tc>
         <w:tc>
           <w:tcPr>
-            <w:tcW w:type="dxa" w:w="4252"/>
+            <w:tcW w:type="dxa" w:w="3685"/>
             <w:shd w:fill="F2F6FA" w:val="clear"/>
           </w:tcPr>
           <w:p>
@@ -1430,6 +1802,7 @@
               <w:rPr>
                 <w:rFonts w:ascii="微软雅黑" w:hAnsi="微软雅黑" w:eastAsia="微软雅黑"/>
                 <w:b w:val="0"/>
+                <w:i w:val="0"/>
                 <w:sz w:val="20"/>
               </w:rPr>
               <w:t>黑龙江省社会康复医院</w:t>
@@ -1438,7 +1811,7 @@
         </w:tc>
         <w:tc>
           <w:tcPr>
-            <w:tcW w:type="dxa" w:w="1417"/>
+            <w:tcW w:type="dxa" w:w="1587"/>
             <w:shd w:fill="F2F6FA" w:val="clear"/>
           </w:tcPr>
           <w:p>
@@ -1447,6 +1820,7 @@
               <w:rPr>
                 <w:rFonts w:ascii="微软雅黑" w:hAnsi="微软雅黑" w:eastAsia="微软雅黑"/>
                 <w:b w:val="0"/>
+                <w:i w:val="0"/>
                 <w:sz w:val="20"/>
               </w:rPr>
               <w:t>4 月</w:t>
@@ -1455,7 +1829,7 @@
         </w:tc>
         <w:tc>
           <w:tcPr>
-            <w:tcW w:type="dxa" w:w="1984"/>
+            <w:tcW w:type="dxa" w:w="2268"/>
             <w:shd w:fill="F2F6FA" w:val="clear"/>
           </w:tcPr>
           <w:p>
@@ -1464,6 +1838,7 @@
               <w:rPr>
                 <w:rFonts w:ascii="微软雅黑" w:hAnsi="微软雅黑" w:eastAsia="微软雅黑"/>
                 <w:b w:val="0"/>
+                <w:i w:val="0"/>
                 <w:sz w:val="20"/>
               </w:rPr>
               <w:t>约 1 处</w:t>
@@ -1482,6 +1857,7 @@
               <w:rPr>
                 <w:rFonts w:ascii="微软雅黑" w:hAnsi="微软雅黑" w:eastAsia="微软雅黑"/>
                 <w:b w:val="0"/>
+                <w:i w:val="0"/>
                 <w:sz w:val="20"/>
               </w:rPr>
               <w:t>9</w:t>
@@ -1490,7 +1866,7 @@
         </w:tc>
         <w:tc>
           <w:tcPr>
-            <w:tcW w:type="dxa" w:w="4252"/>
+            <w:tcW w:type="dxa" w:w="3685"/>
           </w:tcPr>
           <w:p>
             <w:r/>
@@ -1498,6 +1874,7 @@
               <w:rPr>
                 <w:rFonts w:ascii="微软雅黑" w:hAnsi="微软雅黑" w:eastAsia="微软雅黑"/>
                 <w:b w:val="0"/>
+                <w:i w:val="0"/>
                 <w:sz w:val="20"/>
               </w:rPr>
               <w:t>呼兰中医院</w:t>
@@ -1506,7 +1883,7 @@
         </w:tc>
         <w:tc>
           <w:tcPr>
-            <w:tcW w:type="dxa" w:w="1417"/>
+            <w:tcW w:type="dxa" w:w="1587"/>
           </w:tcPr>
           <w:p>
             <w:r/>
@@ -1514,6 +1891,7 @@
               <w:rPr>
                 <w:rFonts w:ascii="微软雅黑" w:hAnsi="微软雅黑" w:eastAsia="微软雅黑"/>
                 <w:b w:val="0"/>
+                <w:i w:val="0"/>
                 <w:sz w:val="20"/>
               </w:rPr>
               <w:t>5 月</w:t>
@@ -1522,7 +1900,7 @@
         </w:tc>
         <w:tc>
           <w:tcPr>
-            <w:tcW w:type="dxa" w:w="1984"/>
+            <w:tcW w:type="dxa" w:w="2268"/>
           </w:tcPr>
           <w:p>
             <w:r/>
@@ -1530,6 +1908,7 @@
               <w:rPr>
                 <w:rFonts w:ascii="微软雅黑" w:hAnsi="微软雅黑" w:eastAsia="微软雅黑"/>
                 <w:b w:val="0"/>
+                <w:i w:val="0"/>
                 <w:sz w:val="20"/>
               </w:rPr>
               <w:t>约 1 处</w:t>
@@ -1549,6 +1928,7 @@
               <w:rPr>
                 <w:rFonts w:ascii="微软雅黑" w:hAnsi="微软雅黑" w:eastAsia="微软雅黑"/>
                 <w:b w:val="0"/>
+                <w:i w:val="0"/>
                 <w:sz w:val="20"/>
               </w:rPr>
               <w:t>10</w:t>
@@ -1557,7 +1937,7 @@
         </w:tc>
         <w:tc>
           <w:tcPr>
-            <w:tcW w:type="dxa" w:w="4252"/>
+            <w:tcW w:type="dxa" w:w="3685"/>
             <w:shd w:fill="F2F6FA" w:val="clear"/>
           </w:tcPr>
           <w:p>
@@ -1566,6 +1946,7 @@
               <w:rPr>
                 <w:rFonts w:ascii="微软雅黑" w:hAnsi="微软雅黑" w:eastAsia="微软雅黑"/>
                 <w:b w:val="0"/>
+                <w:i w:val="0"/>
                 <w:sz w:val="20"/>
               </w:rPr>
               <w:t>黑龙江中医药大学附属第二医院（哈南分院）</w:t>
@@ -1574,7 +1955,7 @@
         </w:tc>
         <w:tc>
           <w:tcPr>
-            <w:tcW w:type="dxa" w:w="1417"/>
+            <w:tcW w:type="dxa" w:w="1587"/>
             <w:shd w:fill="F2F6FA" w:val="clear"/>
           </w:tcPr>
           <w:p>
@@ -1583,6 +1964,7 @@
               <w:rPr>
                 <w:rFonts w:ascii="微软雅黑" w:hAnsi="微软雅黑" w:eastAsia="微软雅黑"/>
                 <w:b w:val="0"/>
+                <w:i w:val="0"/>
                 <w:sz w:val="20"/>
               </w:rPr>
               <w:t>5 月</w:t>
@@ -1591,7 +1973,7 @@
         </w:tc>
         <w:tc>
           <w:tcPr>
-            <w:tcW w:type="dxa" w:w="1984"/>
+            <w:tcW w:type="dxa" w:w="2268"/>
             <w:shd w:fill="F2F6FA" w:val="clear"/>
           </w:tcPr>
           <w:p>
@@ -1600,6 +1982,7 @@
               <w:rPr>
                 <w:rFonts w:ascii="微软雅黑" w:hAnsi="微软雅黑" w:eastAsia="微软雅黑"/>
                 <w:b w:val="0"/>
+                <w:i w:val="0"/>
                 <w:sz w:val="20"/>
               </w:rPr>
               <w:t>约 1 处</w:t>
@@ -1611,15 +1994,50 @@
     <w:p/>
     <w:p>
       <w:pPr>
-        <w:spacing w:after="40"/>
+        <w:spacing w:after="280"/>
+      </w:pPr>
+      <w:r>
+        <w:rPr>
+          <w:rFonts w:ascii="微软雅黑" w:hAnsi="微软雅黑" w:eastAsia="微软雅黑"/>
+          <w:b w:val="0"/>
+          <w:i w:val="0"/>
+          <w:sz w:val="20"/>
+        </w:rPr>
+        <w:t>另外：黑龙江省第二医院（南岗院区）6 月也无差别；若方便，请一并提供 4 月原始 + 确认版（约 3 处口腔科成型夹相关差异）。</w:t>
+      </w:r>
+    </w:p>
+    <w:p>
+      <w:r>
+        <w:br w:type="page"/>
+      </w:r>
+    </w:p>
+    <w:p>
+      <w:pPr>
+        <w:spacing w:after="120"/>
       </w:pPr>
       <w:r>
         <w:rPr>
           <w:rFonts w:ascii="微软雅黑" w:hAnsi="微软雅黑" w:eastAsia="微软雅黑"/>
           <w:b/>
+          <w:i w:val="0"/>
+          <w:color w:val="1A477A"/>
+          <w:sz w:val="28"/>
+        </w:rPr>
+        <w:t>四、可选：更早月份的材料（不着急）</w:t>
+      </w:r>
+    </w:p>
+    <w:p>
+      <w:pPr>
+        <w:spacing w:after="80"/>
+      </w:pPr>
+      <w:r>
+        <w:rPr>
+          <w:rFonts w:ascii="微软雅黑" w:hAnsi="微软雅黑" w:eastAsia="微软雅黑"/>
+          <w:b w:val="0"/>
+          <w:i w:val="0"/>
           <w:sz w:val="22"/>
         </w:rPr>
-        <w:t>每月需提供的材料：</w:t>
+        <w:t>若方便，下列医院可补 1–3 月原始 + 确认版成对账单，用于更早月份抽查：</w:t>
       </w:r>
     </w:p>
     <w:p>
@@ -1631,9 +2049,10 @@
         <w:rPr>
           <w:rFonts w:ascii="微软雅黑" w:hAnsi="微软雅黑" w:eastAsia="微软雅黑"/>
           <w:b w:val="0"/>
-          <w:sz w:val="22"/>
+          <w:i w:val="0"/>
+          <w:sz w:val="20"/>
         </w:rPr>
-        <w:t>该月原始账单（计价前）</w:t>
+        <w:t>黑龙江中医药大学附属第三医院（电力）— 1 月</w:t>
       </w:r>
     </w:p>
     <w:p>
@@ -1645,9 +2064,10 @@
         <w:rPr>
           <w:rFonts w:ascii="微软雅黑" w:hAnsi="微软雅黑" w:eastAsia="微软雅黑"/>
           <w:b w:val="0"/>
-          <w:sz w:val="22"/>
+          <w:i w:val="0"/>
+          <w:sz w:val="20"/>
         </w:rPr>
-        <w:t>该月处理后账单（贵院确认的正确版）</w:t>
+        <w:t>道外区人民医院 — 1 月</w:t>
       </w:r>
     </w:p>
     <w:p>
@@ -1659,49 +2079,10 @@
         <w:rPr>
           <w:rFonts w:ascii="微软雅黑" w:hAnsi="微软雅黑" w:eastAsia="微软雅黑"/>
           <w:b w:val="0"/>
-          <w:sz w:val="22"/>
-        </w:rPr>
-        <w:t>两表同一账期；有差别的行，处理后价格应与原始不同</w:t>
-      </w:r>
-    </w:p>
-    <w:p>
-      <w:pPr>
-        <w:spacing w:after="280"/>
-      </w:pPr>
-      <w:r>
-        <w:rPr>
-          <w:rFonts w:ascii="微软雅黑" w:hAnsi="微软雅黑" w:eastAsia="微软雅黑"/>
-          <w:b w:val="0"/>
+          <w:i w:val="0"/>
           <w:sz w:val="20"/>
         </w:rPr>
-        <w:t>另：黑龙江省第二医院（南岗院区）6 月无差别；业务上 4 月约有 3 处与口腔科成型夹相关差异，若方便请一并提供 4 月原始 + 处理后。</w:t>
-      </w:r>
-    </w:p>
-    <w:p>
-      <w:pPr>
-        <w:spacing w:after="120"/>
-      </w:pPr>
-      <w:r>
-        <w:rPr>
-          <w:rFonts w:ascii="微软雅黑" w:hAnsi="微软雅黑" w:eastAsia="微软雅黑"/>
-          <w:b/>
-          <w:color w:val="1A477A"/>
-          <w:sz w:val="28"/>
-        </w:rPr>
-        <w:t>三、6 月及 1–6 月均无差别 — 暂可不补材料（共 8 家）</w:t>
-      </w:r>
-    </w:p>
-    <w:p>
-      <w:pPr>
-        <w:spacing w:after="80"/>
-      </w:pPr>
-      <w:r>
-        <w:rPr>
-          <w:rFonts w:ascii="微软雅黑" w:hAnsi="微软雅黑" w:eastAsia="微软雅黑"/>
-          <w:b w:val="0"/>
-          <w:sz w:val="22"/>
-        </w:rPr>
-        <w:t>下列医院目前各月原始与处理后均无价格差别，除非贵院确认某月应有特色调价，否则可暂不优先提供新材料。</w:t>
+        <w:t>黑龙江维多利亚妇产医院 — 1 月</w:t>
       </w:r>
     </w:p>
     <w:p>
@@ -1713,9 +2094,10 @@
         <w:rPr>
           <w:rFonts w:ascii="微软雅黑" w:hAnsi="微软雅黑" w:eastAsia="微软雅黑"/>
           <w:b w:val="0"/>
-          <w:sz w:val="22"/>
+          <w:i w:val="0"/>
+          <w:sz w:val="20"/>
         </w:rPr>
-        <w:t>国药总医院第三院区</w:t>
+        <w:t>黑龙江九洲妇科医院 — 1 月</w:t>
       </w:r>
     </w:p>
     <w:p>
@@ -1727,9 +2109,10 @@
         <w:rPr>
           <w:rFonts w:ascii="微软雅黑" w:hAnsi="微软雅黑" w:eastAsia="微软雅黑"/>
           <w:b w:val="0"/>
-          <w:sz w:val="22"/>
+          <w:i w:val="0"/>
+          <w:sz w:val="20"/>
         </w:rPr>
-        <w:t>哈尔滨市第五医院（二门诊）</w:t>
+        <w:t>哈尔滨仁胜医院 — 1 月</w:t>
       </w:r>
     </w:p>
     <w:p>
@@ -1741,9 +2124,10 @@
         <w:rPr>
           <w:rFonts w:ascii="微软雅黑" w:hAnsi="微软雅黑" w:eastAsia="微软雅黑"/>
           <w:b w:val="0"/>
-          <w:sz w:val="22"/>
+          <w:i w:val="0"/>
+          <w:sz w:val="20"/>
         </w:rPr>
-        <w:t>黑龙江九洲妇科医院</w:t>
+        <w:t>哈尔滨冰城医疗美容医院 — 1 月</w:t>
       </w:r>
     </w:p>
     <w:p>
@@ -1755,9 +2139,10 @@
         <w:rPr>
           <w:rFonts w:ascii="微软雅黑" w:hAnsi="微软雅黑" w:eastAsia="微软雅黑"/>
           <w:b w:val="0"/>
-          <w:sz w:val="22"/>
+          <w:i w:val="0"/>
+          <w:sz w:val="20"/>
         </w:rPr>
-        <w:t>哈尔滨仁胜医院</w:t>
+        <w:t>哈尔滨华夏眼科医院 — 1 月</w:t>
       </w:r>
     </w:p>
     <w:p>
@@ -1769,9 +2154,10 @@
         <w:rPr>
           <w:rFonts w:ascii="微软雅黑" w:hAnsi="微软雅黑" w:eastAsia="微软雅黑"/>
           <w:b w:val="0"/>
-          <w:sz w:val="22"/>
+          <w:i w:val="0"/>
+          <w:sz w:val="20"/>
         </w:rPr>
-        <w:t>香坊中医院</w:t>
+        <w:t>黑龙江省医院（南岗/香坊）— 1 月</w:t>
       </w:r>
     </w:p>
     <w:p>
@@ -1783,9 +2169,10 @@
         <w:rPr>
           <w:rFonts w:ascii="微软雅黑" w:hAnsi="微软雅黑" w:eastAsia="微软雅黑"/>
           <w:b w:val="0"/>
-          <w:sz w:val="22"/>
+          <w:i w:val="0"/>
+          <w:sz w:val="20"/>
         </w:rPr>
-        <w:t>悦美芳华医疗门诊医院</w:t>
+        <w:t>悦美芳华医疗门诊医院 — 1 月</w:t>
       </w:r>
     </w:p>
     <w:p>
@@ -1797,9 +2184,10 @@
         <w:rPr>
           <w:rFonts w:ascii="微软雅黑" w:hAnsi="微软雅黑" w:eastAsia="微软雅黑"/>
           <w:b w:val="0"/>
-          <w:sz w:val="22"/>
+          <w:i w:val="0"/>
+          <w:sz w:val="20"/>
         </w:rPr>
-        <w:t>黑龙江省第二医院（南岗院区）</w:t>
+        <w:t>黑龙江省第二医院（南岗院区）— 1 月</w:t>
       </w:r>
     </w:p>
     <w:p>
@@ -1811,9 +2199,144 @@
         <w:rPr>
           <w:rFonts w:ascii="微软雅黑" w:hAnsi="微软雅黑" w:eastAsia="微软雅黑"/>
           <w:b w:val="0"/>
+          <w:i w:val="0"/>
+          <w:sz w:val="20"/>
+        </w:rPr>
+        <w:t>哈尔滨市呼兰区第一人民医院 — 1 月</w:t>
+      </w:r>
+    </w:p>
+    <w:p>
+      <w:pPr>
+        <w:spacing w:after="80"/>
+      </w:pPr>
+      <w:r>
+        <w:rPr>
+          <w:rFonts w:ascii="微软雅黑" w:hAnsi="微软雅黑" w:eastAsia="微软雅黑"/>
+          <w:b/>
+          <w:i w:val="0"/>
           <w:sz w:val="22"/>
         </w:rPr>
-        <w:t>哈尔滨市呼兰区第一人民医院</w:t>
+        <w:t>以下医院确认版已有，只缺原始账单：</w:t>
+      </w:r>
+    </w:p>
+    <w:p>
+      <w:pPr>
+        <w:pStyle w:val="ListBullet"/>
+        <w:spacing w:after="60"/>
+      </w:pPr>
+      <w:r>
+        <w:rPr>
+          <w:rFonts w:ascii="微软雅黑" w:hAnsi="微软雅黑" w:eastAsia="微软雅黑"/>
+          <w:b w:val="0"/>
+          <w:i w:val="0"/>
+          <w:sz w:val="20"/>
+        </w:rPr>
+        <w:t>黑龙江奥兰医院 — 1 月</w:t>
+      </w:r>
+    </w:p>
+    <w:p>
+      <w:pPr>
+        <w:pStyle w:val="ListBullet"/>
+        <w:spacing w:after="60"/>
+      </w:pPr>
+      <w:r>
+        <w:rPr>
+          <w:rFonts w:ascii="微软雅黑" w:hAnsi="微软雅黑" w:eastAsia="微软雅黑"/>
+          <w:b w:val="0"/>
+          <w:i w:val="0"/>
+          <w:sz w:val="20"/>
+        </w:rPr>
+        <w:t>黑龙江省森工总医院 — 1 月</w:t>
+      </w:r>
+    </w:p>
+    <w:p>
+      <w:pPr>
+        <w:pStyle w:val="ListBullet"/>
+        <w:spacing w:after="60"/>
+      </w:pPr>
+      <w:r>
+        <w:rPr>
+          <w:rFonts w:ascii="微软雅黑" w:hAnsi="微软雅黑" w:eastAsia="微软雅黑"/>
+          <w:b w:val="0"/>
+          <w:i w:val="0"/>
+          <w:sz w:val="20"/>
+        </w:rPr>
+        <w:t>黑龙江省森工总医院（香坊院区）— 1 月</w:t>
+      </w:r>
+    </w:p>
+    <w:p>
+      <w:pPr>
+        <w:pStyle w:val="ListBullet"/>
+        <w:spacing w:after="60"/>
+      </w:pPr>
+      <w:r>
+        <w:rPr>
+          <w:rFonts w:ascii="微软雅黑" w:hAnsi="微软雅黑" w:eastAsia="微软雅黑"/>
+          <w:b w:val="0"/>
+          <w:i w:val="0"/>
+          <w:sz w:val="20"/>
+        </w:rPr>
+        <w:t>黑龙江省森工总医院（松北院区）— 1 月</w:t>
+      </w:r>
+    </w:p>
+    <w:p>
+      <w:pPr>
+        <w:pStyle w:val="ListBullet"/>
+        <w:spacing w:after="60"/>
+      </w:pPr>
+      <w:r>
+        <w:rPr>
+          <w:rFonts w:ascii="微软雅黑" w:hAnsi="微软雅黑" w:eastAsia="微软雅黑"/>
+          <w:b w:val="0"/>
+          <w:i w:val="0"/>
+          <w:sz w:val="20"/>
+        </w:rPr>
+        <w:t>黑龙江省骨伤科医院 — 1 月</w:t>
+      </w:r>
+    </w:p>
+    <w:p>
+      <w:pPr>
+        <w:pStyle w:val="ListBullet"/>
+        <w:spacing w:after="60"/>
+      </w:pPr>
+      <w:r>
+        <w:rPr>
+          <w:rFonts w:ascii="微软雅黑" w:hAnsi="微软雅黑" w:eastAsia="微软雅黑"/>
+          <w:b w:val="0"/>
+          <w:i w:val="0"/>
+          <w:sz w:val="20"/>
+        </w:rPr>
+        <w:t>黑龙江省骨伤科医院（二院区）— 1 月</w:t>
+      </w:r>
+    </w:p>
+    <w:p>
+      <w:pPr>
+        <w:pStyle w:val="ListBullet"/>
+        <w:spacing w:after="60"/>
+      </w:pPr>
+      <w:r>
+        <w:rPr>
+          <w:rFonts w:ascii="微软雅黑" w:hAnsi="微软雅黑" w:eastAsia="微软雅黑"/>
+          <w:b w:val="0"/>
+          <w:i w:val="0"/>
+          <w:sz w:val="20"/>
+        </w:rPr>
+        <w:t>黑龙江省骨伤科医院（三院区）— 1 月</w:t>
+      </w:r>
+    </w:p>
+    <w:p>
+      <w:pPr>
+        <w:pStyle w:val="ListBullet"/>
+        <w:spacing w:after="60"/>
+      </w:pPr>
+      <w:r>
+        <w:rPr>
+          <w:rFonts w:ascii="微软雅黑" w:hAnsi="微软雅黑" w:eastAsia="微软雅黑"/>
+          <w:b w:val="0"/>
+          <w:i w:val="0"/>
+          <w:sz w:val="20"/>
+        </w:rPr>
+        <w:t>黑龙江省骨伤科医院（四院区）— 1 月</w:t>
       </w:r>
     </w:p>
     <w:p/>
@@ -1825,10 +2348,54 @@
         <w:rPr>
           <w:rFonts w:ascii="微软雅黑" w:hAnsi="微软雅黑" w:eastAsia="微软雅黑"/>
           <w:b/>
+          <w:i w:val="0"/>
           <w:color w:val="1A477A"/>
           <w:sz w:val="28"/>
         </w:rPr>
-        <w:t>四、6 月已测完，暂无其它阻塞 — 供参考（共 3 家）</w:t>
+        <w:t>五、已经收到、不用再补的</w:t>
+      </w:r>
+    </w:p>
+    <w:p>
+      <w:pPr>
+        <w:spacing w:after="80"/>
+      </w:pPr>
+      <w:r>
+        <w:rPr>
+          <w:rFonts w:ascii="微软雅黑" w:hAnsi="微软雅黑" w:eastAsia="微软雅黑"/>
+          <w:b/>
+          <w:i w:val="0"/>
+          <w:color w:val="2E86AB"/>
+          <w:sz w:val="24"/>
+        </w:rPr>
+        <w:t>哈尔滨工程大学医院</w:t>
+      </w:r>
+    </w:p>
+    <w:p>
+      <w:pPr>
+        <w:spacing w:after="80"/>
+      </w:pPr>
+      <w:r>
+        <w:rPr>
+          <w:rFonts w:ascii="微软雅黑" w:hAnsi="微软雅黑" w:eastAsia="微软雅黑"/>
+          <w:b/>
+          <w:i w:val="0"/>
+          <w:sz w:val="22"/>
+        </w:rPr>
+        <w:t>目前情况：5 月原始账单已于 2026 年 7 月 29 日收到，与 5 月确认版账期一致（5 月 1 日 — 5 月 31 日）。</w:t>
+      </w:r>
+    </w:p>
+    <w:p>
+      <w:pPr>
+        <w:spacing w:after="40"/>
+      </w:pPr>
+      <w:r>
+        <w:rPr>
+          <w:rFonts w:ascii="微软雅黑" w:hAnsi="微软雅黑" w:eastAsia="微软雅黑"/>
+          <w:b/>
+          <w:i w:val="0"/>
+          <w:sz w:val="22"/>
+        </w:rPr>
+        <w:t>说明：</w:t>
       </w:r>
     </w:p>
     <w:p>
@@ -1840,9 +2407,10 @@
         <w:rPr>
           <w:rFonts w:ascii="微软雅黑" w:hAnsi="微软雅黑" w:eastAsia="微软雅黑"/>
           <w:b w:val="0"/>
-          <w:sz w:val="22"/>
+          <w:i w:val="0"/>
+          <w:sz w:val="20"/>
         </w:rPr>
-        <w:t>哈尔滨华夏眼科医院 — 6 月材料齐全，两表无差别</w:t>
+        <w:t>原始账单和 5 月确认版已成对，正在安排系统核对</w:t>
       </w:r>
     </w:p>
     <w:p>
@@ -1854,23 +2422,10 @@
         <w:rPr>
           <w:rFonts w:ascii="微软雅黑" w:hAnsi="微软雅黑" w:eastAsia="微软雅黑"/>
           <w:b w:val="0"/>
-          <w:sz w:val="22"/>
+          <w:i w:val="0"/>
+          <w:sz w:val="20"/>
         </w:rPr>
-        <w:t>哈尔滨市红十字妇产医院 — 仅 6 月完整；4、5 月见第一节</w:t>
-      </w:r>
-    </w:p>
-    <w:p>
-      <w:pPr>
-        <w:pStyle w:val="ListBullet"/>
-        <w:spacing w:after="60"/>
-      </w:pPr>
-      <w:r>
-        <w:rPr>
-          <w:rFonts w:ascii="微软雅黑" w:hAnsi="微软雅黑" w:eastAsia="微软雅黑"/>
-          <w:b w:val="0"/>
-          <w:sz w:val="22"/>
-        </w:rPr>
-        <w:t>哈尔滨(工程)大学医院 — 4、5 月已测；6 月见第一节</w:t>
+        <w:t>此项无需再向贵司索要</w:t>
       </w:r>
     </w:p>
     <w:p/>
@@ -1882,500 +2437,81 @@
         <w:rPr>
           <w:rFonts w:ascii="微软雅黑" w:hAnsi="微软雅黑" w:eastAsia="微软雅黑"/>
           <w:b/>
+          <w:i w:val="0"/>
           <w:color w:val="1A477A"/>
           <w:sz w:val="28"/>
         </w:rPr>
-        <w:t>五、其它医院 — 部分早期月份缺表（可选，非当前最急）</w:t>
+        <w:t>六、暂不需要补材料的情况</w:t>
       </w:r>
     </w:p>
     <w:p>
       <w:pPr>
-        <w:spacing w:after="120"/>
+        <w:spacing w:after="80"/>
+      </w:pPr>
+      <w:r>
+        <w:rPr>
+          <w:rFonts w:ascii="微软雅黑" w:hAnsi="微软雅黑" w:eastAsia="微软雅黑"/>
+          <w:b/>
+          <w:i w:val="0"/>
+          <w:sz w:val="22"/>
+        </w:rPr>
+        <w:t>6 月已核对通过、暂不需新材料</w:t>
+      </w:r>
+    </w:p>
+    <w:p>
+      <w:pPr>
+        <w:spacing w:after="160"/>
       </w:pPr>
       <w:r>
         <w:rPr>
           <w:rFonts w:ascii="微软雅黑" w:hAnsi="微软雅黑" w:eastAsia="微软雅黑"/>
           <w:b w:val="0"/>
+          <w:i w:val="0"/>
           <w:sz w:val="22"/>
         </w:rPr>
-        <w:t>以下医院 6 月主测已完成，但 1–3 月等缺少成对文件，暂不影响 6 月结论。</w:t>
+        <w:t>除上文所列外，其余多数医院 6 月账单和结款函都已核对通过，暂时不需要新材料。</w:t>
       </w:r>
     </w:p>
-    <w:tbl>
-      <w:tblPr>
-        <w:tblStyle w:val="TableGrid"/>
-        <w:tblW w:type="auto" w:w="0"/>
-        <w:jc w:val="center"/>
-        <w:tblLook w:firstColumn="1" w:firstRow="1" w:lastColumn="0" w:lastRow="0" w:noHBand="0" w:noVBand="1" w:val="04A0"/>
-      </w:tblPr>
-      <w:tblGrid>
-        <w:gridCol w:w="4873"/>
-        <w:gridCol w:w="4873"/>
-      </w:tblGrid>
-      <w:tr>
-        <w:tc>
-          <w:tcPr>
-            <w:tcW w:type="dxa" w:w="4535"/>
-            <w:shd w:fill="1A477A" w:val="clear"/>
-          </w:tcPr>
-          <w:p>
-            <w:r/>
-            <w:r>
-              <w:rPr>
-                <w:rFonts w:ascii="微软雅黑" w:hAnsi="微软雅黑" w:eastAsia="微软雅黑"/>
-                <w:b/>
-                <w:color w:val="FFFFFF"/>
-                <w:sz w:val="20"/>
-              </w:rPr>
-              <w:t>医院名称</w:t>
-            </w:r>
-          </w:p>
-        </w:tc>
-        <w:tc>
-          <w:tcPr>
-            <w:tcW w:type="dxa" w:w="4819"/>
-            <w:shd w:fill="1A477A" w:val="clear"/>
-          </w:tcPr>
-          <w:p>
-            <w:r/>
-            <w:r>
-              <w:rPr>
-                <w:rFonts w:ascii="微软雅黑" w:hAnsi="微软雅黑" w:eastAsia="微软雅黑"/>
-                <w:b/>
-                <w:color w:val="FFFFFF"/>
-                <w:sz w:val="20"/>
-              </w:rPr>
-              <w:t>缺少情况</w:t>
-            </w:r>
-          </w:p>
-        </w:tc>
-      </w:tr>
-      <w:tr>
-        <w:tc>
-          <w:tcPr>
-            <w:tcW w:type="dxa" w:w="4535"/>
-          </w:tcPr>
-          <w:p>
-            <w:r/>
-            <w:r>
-              <w:rPr>
-                <w:rFonts w:ascii="微软雅黑" w:hAnsi="微软雅黑" w:eastAsia="微软雅黑"/>
-                <w:b w:val="0"/>
-                <w:sz w:val="20"/>
-              </w:rPr>
-              <w:t>黑龙江省中医药大学附属第三医院（电力）</w:t>
-            </w:r>
-          </w:p>
-        </w:tc>
-        <w:tc>
-          <w:tcPr>
-            <w:tcW w:type="dxa" w:w="4819"/>
-          </w:tcPr>
-          <w:p>
-            <w:r/>
-            <w:r>
-              <w:rPr>
-                <w:rFonts w:ascii="微软雅黑" w:hAnsi="微软雅黑" w:eastAsia="微软雅黑"/>
-                <w:b w:val="0"/>
-                <w:sz w:val="20"/>
-              </w:rPr>
-              <w:t>缺 1–3 月处理后账单</w:t>
-            </w:r>
-          </w:p>
-        </w:tc>
-      </w:tr>
-      <w:tr>
-        <w:tc>
-          <w:tcPr>
-            <w:tcW w:type="dxa" w:w="4535"/>
-            <w:shd w:fill="F2F6FA" w:val="clear"/>
-          </w:tcPr>
-          <w:p>
-            <w:r/>
-            <w:r>
-              <w:rPr>
-                <w:rFonts w:ascii="微软雅黑" w:hAnsi="微软雅黑" w:eastAsia="微软雅黑"/>
-                <w:b w:val="0"/>
-                <w:sz w:val="20"/>
-              </w:rPr>
-              <w:t>道外区人民医院</w:t>
-            </w:r>
-          </w:p>
-        </w:tc>
-        <w:tc>
-          <w:tcPr>
-            <w:tcW w:type="dxa" w:w="4819"/>
-            <w:shd w:fill="F2F6FA" w:val="clear"/>
-          </w:tcPr>
-          <w:p>
-            <w:r/>
-            <w:r>
-              <w:rPr>
-                <w:rFonts w:ascii="微软雅黑" w:hAnsi="微软雅黑" w:eastAsia="微软雅黑"/>
-                <w:b w:val="0"/>
-                <w:sz w:val="20"/>
-              </w:rPr>
-              <w:t>缺 1–3 月处理后账单</w:t>
-            </w:r>
-          </w:p>
-        </w:tc>
-      </w:tr>
-      <w:tr>
-        <w:tc>
-          <w:tcPr>
-            <w:tcW w:type="dxa" w:w="4535"/>
-          </w:tcPr>
-          <w:p>
-            <w:r/>
-            <w:r>
-              <w:rPr>
-                <w:rFonts w:ascii="微软雅黑" w:hAnsi="微软雅黑" w:eastAsia="微软雅黑"/>
-                <w:b w:val="0"/>
-                <w:sz w:val="20"/>
-              </w:rPr>
-              <w:t>黑龙江维多利亚妇产医院</w:t>
-            </w:r>
-          </w:p>
-        </w:tc>
-        <w:tc>
-          <w:tcPr>
-            <w:tcW w:type="dxa" w:w="4819"/>
-          </w:tcPr>
-          <w:p>
-            <w:r/>
-            <w:r>
-              <w:rPr>
-                <w:rFonts w:ascii="微软雅黑" w:hAnsi="微软雅黑" w:eastAsia="微软雅黑"/>
-                <w:b w:val="0"/>
-                <w:sz w:val="20"/>
-              </w:rPr>
-              <w:t>缺 1–3 月处理后（5 月见第二节）</w:t>
-            </w:r>
-          </w:p>
-        </w:tc>
-      </w:tr>
-      <w:tr>
-        <w:tc>
-          <w:tcPr>
-            <w:tcW w:type="dxa" w:w="4535"/>
-            <w:shd w:fill="F2F6FA" w:val="clear"/>
-          </w:tcPr>
-          <w:p>
-            <w:r/>
-            <w:r>
-              <w:rPr>
-                <w:rFonts w:ascii="微软雅黑" w:hAnsi="微软雅黑" w:eastAsia="微软雅黑"/>
-                <w:b w:val="0"/>
-                <w:sz w:val="20"/>
-              </w:rPr>
-              <w:t>黑龙江九洲妇科医院</w:t>
-            </w:r>
-          </w:p>
-        </w:tc>
-        <w:tc>
-          <w:tcPr>
-            <w:tcW w:type="dxa" w:w="4819"/>
-            <w:shd w:fill="F2F6FA" w:val="clear"/>
-          </w:tcPr>
-          <w:p>
-            <w:r/>
-            <w:r>
-              <w:rPr>
-                <w:rFonts w:ascii="微软雅黑" w:hAnsi="微软雅黑" w:eastAsia="微软雅黑"/>
-                <w:b w:val="0"/>
-                <w:sz w:val="20"/>
-              </w:rPr>
-              <w:t>缺 1–3 月处理后账单</w:t>
-            </w:r>
-          </w:p>
-        </w:tc>
-      </w:tr>
-      <w:tr>
-        <w:tc>
-          <w:tcPr>
-            <w:tcW w:type="dxa" w:w="4535"/>
-          </w:tcPr>
-          <w:p>
-            <w:r/>
-            <w:r>
-              <w:rPr>
-                <w:rFonts w:ascii="微软雅黑" w:hAnsi="微软雅黑" w:eastAsia="微软雅黑"/>
-                <w:b w:val="0"/>
-                <w:sz w:val="20"/>
-              </w:rPr>
-              <w:t>呼兰中医院</w:t>
-            </w:r>
-          </w:p>
-        </w:tc>
-        <w:tc>
-          <w:tcPr>
-            <w:tcW w:type="dxa" w:w="4819"/>
-          </w:tcPr>
-          <w:p>
-            <w:r/>
-            <w:r>
-              <w:rPr>
-                <w:rFonts w:ascii="微软雅黑" w:hAnsi="微软雅黑" w:eastAsia="微软雅黑"/>
-                <w:b w:val="0"/>
-                <w:sz w:val="20"/>
-              </w:rPr>
-              <w:t>缺 1–3 月处理后（5 月见第二节）</w:t>
-            </w:r>
-          </w:p>
-        </w:tc>
-      </w:tr>
-      <w:tr>
-        <w:tc>
-          <w:tcPr>
-            <w:tcW w:type="dxa" w:w="4535"/>
-            <w:shd w:fill="F2F6FA" w:val="clear"/>
-          </w:tcPr>
-          <w:p>
-            <w:r/>
-            <w:r>
-              <w:rPr>
-                <w:rFonts w:ascii="微软雅黑" w:hAnsi="微软雅黑" w:eastAsia="微软雅黑"/>
-                <w:b w:val="0"/>
-                <w:sz w:val="20"/>
-              </w:rPr>
-              <w:t>哈尔滨冰城医疗美容医院</w:t>
-            </w:r>
-          </w:p>
-        </w:tc>
-        <w:tc>
-          <w:tcPr>
-            <w:tcW w:type="dxa" w:w="4819"/>
-            <w:shd w:fill="F2F6FA" w:val="clear"/>
-          </w:tcPr>
-          <w:p>
-            <w:r/>
-            <w:r>
-              <w:rPr>
-                <w:rFonts w:ascii="微软雅黑" w:hAnsi="微软雅黑" w:eastAsia="微软雅黑"/>
-                <w:b w:val="0"/>
-                <w:sz w:val="20"/>
-              </w:rPr>
-              <w:t>缺 1 月处理后账单</w:t>
-            </w:r>
-          </w:p>
-        </w:tc>
-      </w:tr>
-      <w:tr>
-        <w:tc>
-          <w:tcPr>
-            <w:tcW w:type="dxa" w:w="4535"/>
-          </w:tcPr>
-          <w:p>
-            <w:r/>
-            <w:r>
-              <w:rPr>
-                <w:rFonts w:ascii="微软雅黑" w:hAnsi="微软雅黑" w:eastAsia="微软雅黑"/>
-                <w:b w:val="0"/>
-                <w:sz w:val="20"/>
-              </w:rPr>
-              <w:t>黑龙江中医药大学附属第二医院（南岗）</w:t>
-            </w:r>
-          </w:p>
-        </w:tc>
-        <w:tc>
-          <w:tcPr>
-            <w:tcW w:type="dxa" w:w="4819"/>
-          </w:tcPr>
-          <w:p>
-            <w:r/>
-            <w:r>
-              <w:rPr>
-                <w:rFonts w:ascii="微软雅黑" w:hAnsi="微软雅黑" w:eastAsia="微软雅黑"/>
-                <w:b w:val="0"/>
-                <w:sz w:val="20"/>
-              </w:rPr>
-              <w:t>缺 2 月成对账单</w:t>
-            </w:r>
-          </w:p>
-        </w:tc>
-      </w:tr>
-      <w:tr>
-        <w:tc>
-          <w:tcPr>
-            <w:tcW w:type="dxa" w:w="4535"/>
-            <w:shd w:fill="F2F6FA" w:val="clear"/>
-          </w:tcPr>
-          <w:p>
-            <w:r/>
-            <w:r>
-              <w:rPr>
-                <w:rFonts w:ascii="微软雅黑" w:hAnsi="微软雅黑" w:eastAsia="微软雅黑"/>
-                <w:b w:val="0"/>
-                <w:sz w:val="20"/>
-              </w:rPr>
-              <w:t>黑龙江中医药大学附属第二医院（哈南分院）</w:t>
-            </w:r>
-          </w:p>
-        </w:tc>
-        <w:tc>
-          <w:tcPr>
-            <w:tcW w:type="dxa" w:w="4819"/>
-            <w:shd w:fill="F2F6FA" w:val="clear"/>
-          </w:tcPr>
-          <w:p>
-            <w:r/>
-            <w:r>
-              <w:rPr>
-                <w:rFonts w:ascii="微软雅黑" w:hAnsi="微软雅黑" w:eastAsia="微软雅黑"/>
-                <w:b w:val="0"/>
-                <w:sz w:val="20"/>
-              </w:rPr>
-              <w:t>缺 2 月成对账单（5 月见第二节）</w:t>
-            </w:r>
-          </w:p>
-        </w:tc>
-      </w:tr>
-      <w:tr>
-        <w:tc>
-          <w:tcPr>
-            <w:tcW w:type="dxa" w:w="4535"/>
-          </w:tcPr>
-          <w:p>
-            <w:r/>
-            <w:r>
-              <w:rPr>
-                <w:rFonts w:ascii="微软雅黑" w:hAnsi="微软雅黑" w:eastAsia="微软雅黑"/>
-                <w:b w:val="0"/>
-                <w:sz w:val="20"/>
-              </w:rPr>
-              <w:t>南岗区妇产医院</w:t>
-            </w:r>
-          </w:p>
-        </w:tc>
-        <w:tc>
-          <w:tcPr>
-            <w:tcW w:type="dxa" w:w="4819"/>
-          </w:tcPr>
-          <w:p>
-            <w:r/>
-            <w:r>
-              <w:rPr>
-                <w:rFonts w:ascii="微软雅黑" w:hAnsi="微软雅黑" w:eastAsia="微软雅黑"/>
-                <w:b w:val="0"/>
-                <w:sz w:val="20"/>
-              </w:rPr>
-              <w:t>缺 4 月成对账单（5 月见第二节）</w:t>
-            </w:r>
-          </w:p>
-        </w:tc>
-      </w:tr>
-    </w:tbl>
-    <w:p/>
     <w:p>
       <w:pPr>
-        <w:spacing w:after="120"/>
+        <w:spacing w:after="80"/>
       </w:pPr>
       <w:r>
         <w:rPr>
           <w:rFonts w:ascii="微软雅黑" w:hAnsi="微软雅黑" w:eastAsia="微软雅黑"/>
           <w:b/>
-          <w:color w:val="1A477A"/>
-          <w:sz w:val="28"/>
+          <w:i w:val="0"/>
+          <w:sz w:val="22"/>
         </w:rPr>
-        <w:t>六、尚未纳入本轮测试 — 仅缺「原始账单」（处理后已有）</w:t>
+        <w:t>太平人民医院（金额差很小）</w:t>
       </w:r>
     </w:p>
     <w:p>
       <w:pPr>
-        <w:pStyle w:val="ListBullet"/>
-        <w:spacing w:after="60"/>
+        <w:spacing w:after="160"/>
       </w:pPr>
       <w:r>
         <w:rPr>
           <w:rFonts w:ascii="微软雅黑" w:hAnsi="微软雅黑" w:eastAsia="微软雅黑"/>
           <w:b w:val="0"/>
+          <w:i w:val="0"/>
           <w:sz w:val="22"/>
         </w:rPr>
-        <w:t>奥兰医院</w:t>
+        <w:t>6 月账单和结款函整体正确，只剩约 20 元的小数尾差，属于阶梯价四舍五入方式不同，不影响使用。若贵司有书面说明「按每行四舍五入」还是「按总额四舍五入」，可提供以便完全对齐；不提供也不影响验收。</w:t>
       </w:r>
     </w:p>
     <w:p>
       <w:pPr>
-        <w:pStyle w:val="ListBullet"/>
-        <w:spacing w:after="60"/>
+        <w:spacing w:after="80"/>
       </w:pPr>
       <w:r>
         <w:rPr>
           <w:rFonts w:ascii="微软雅黑" w:hAnsi="微软雅黑" w:eastAsia="微软雅黑"/>
-          <w:b w:val="0"/>
+          <w:b/>
+          <w:i w:val="0"/>
           <w:sz w:val="22"/>
         </w:rPr>
-        <w:t>哈尔滨市第一专科医院</w:t>
-      </w:r>
-    </w:p>
-    <w:p>
-      <w:pPr>
-        <w:pStyle w:val="ListBullet"/>
-        <w:spacing w:after="60"/>
-      </w:pPr>
-      <w:r>
-        <w:rPr>
-          <w:rFonts w:ascii="微软雅黑" w:hAnsi="微软雅黑" w:eastAsia="微软雅黑"/>
-          <w:b w:val="0"/>
-          <w:sz w:val="22"/>
-        </w:rPr>
-        <w:t>哈尔滨市骨伤科医院</w:t>
-      </w:r>
-    </w:p>
-    <w:p>
-      <w:pPr>
-        <w:pStyle w:val="ListBullet"/>
-        <w:spacing w:after="60"/>
-      </w:pPr>
-      <w:r>
-        <w:rPr>
-          <w:rFonts w:ascii="微软雅黑" w:hAnsi="微软雅黑" w:eastAsia="微软雅黑"/>
-          <w:b w:val="0"/>
-          <w:sz w:val="22"/>
-        </w:rPr>
-        <w:t>哈尔滨市南岗区人民医院（九院）</w:t>
-      </w:r>
-    </w:p>
-    <w:p>
-      <w:pPr>
-        <w:pStyle w:val="ListBullet"/>
-        <w:spacing w:after="60"/>
-      </w:pPr>
-      <w:r>
-        <w:rPr>
-          <w:rFonts w:ascii="微软雅黑" w:hAnsi="微软雅黑" w:eastAsia="微软雅黑"/>
-          <w:b w:val="0"/>
-          <w:sz w:val="22"/>
-        </w:rPr>
-        <w:t>黑龙江东大肛肠</w:t>
-      </w:r>
-    </w:p>
-    <w:p>
-      <w:pPr>
-        <w:pStyle w:val="ListBullet"/>
-        <w:spacing w:after="60"/>
-      </w:pPr>
-      <w:r>
-        <w:rPr>
-          <w:rFonts w:ascii="微软雅黑" w:hAnsi="微软雅黑" w:eastAsia="微软雅黑"/>
-          <w:b w:val="0"/>
-          <w:sz w:val="22"/>
-        </w:rPr>
-        <w:t>黑龙江省远东心脑血管医院</w:t>
-      </w:r>
-    </w:p>
-    <w:p>
-      <w:pPr>
-        <w:pStyle w:val="ListBullet"/>
-        <w:spacing w:after="60"/>
-      </w:pPr>
-      <w:r>
-        <w:rPr>
-          <w:rFonts w:ascii="微软雅黑" w:hAnsi="微软雅黑" w:eastAsia="微软雅黑"/>
-          <w:b w:val="0"/>
-          <w:sz w:val="22"/>
-        </w:rPr>
-        <w:t>南岗区先锋路社区卫生服务中心</w:t>
+        <w:t>黑龙江省社会康复医院（账套说明）</w:t>
       </w:r>
     </w:p>
     <w:p>
@@ -2386,9 +2522,10 @@
         <w:rPr>
           <w:rFonts w:ascii="微软雅黑" w:hAnsi="微软雅黑" w:eastAsia="微软雅黑"/>
           <w:b w:val="0"/>
+          <w:i w:val="0"/>
           <w:sz w:val="22"/>
         </w:rPr>
-        <w:t>需补：各账期原始 Excel；处理后不用重给。</w:t>
+        <w:t>6 月核对以「省康复」账套为准；「监狱」账套是另一套独立账目，两者分开核对，无需额外补材料，只需确认以哪套为准即可。</w:t>
       </w:r>
     </w:p>
     <w:p>
@@ -2399,10 +2536,11 @@
         <w:rPr>
           <w:rFonts w:ascii="微软雅黑" w:hAnsi="微软雅黑" w:eastAsia="微软雅黑"/>
           <w:b/>
+          <w:i w:val="0"/>
           <w:color w:val="1A477A"/>
           <w:sz w:val="28"/>
         </w:rPr>
-        <w:t>可直接转发给客户的一段话</w:t>
+        <w:t>附：可转发的一段话</w:t>
       </w:r>
     </w:p>
     <w:p>
@@ -2417,19 +2555,39 @@
           <w:i/>
           <w:sz w:val="20"/>
         </w:rPr>
-        <w:t>您好，特色账单测试需要每个账期两份 Excel：（1）计价前原始账单；（2）贵院确认后的处理后账单。两份必须是同一账期，且按发货单号、包名、包数能对应。</w:t>
+        <w:t>各位老师好，</w:t>
         <w:br/>
         <w:br/>
-        <w:t>请优先提供：</w:t>
-        <w:br/>
-        <w:t>① 红十字妇产医院 — 4 月、5 月【处理后】账单；</w:t>
-        <w:br/>
-        <w:t>② 工程大学医院 — 6 月 15 日～7 月 14 日【原始】账单；</w:t>
-        <w:br/>
-        <w:t>③ 第二节所列 10 家医院、对应月份的原始 + 处理后账单。</w:t>
+        <w:t>特色账单系统 6 月核对进展：37 家医院中，28 家账单和结款函都已通过。</w:t>
         <w:br/>
         <w:br/>
-        <w:t>有特色调价的行，处理后价格应与原始不同；无调价的行，两表价格应一致。结款函有则一并提供，不影响主测。谢谢！</w:t>
+        <w:t>还需要补充材料的，按优先级如下：</w:t>
+        <w:br/>
+        <w:br/>
+        <w:t>【最优先 · 4 家，6 月账单对不上】</w:t>
+        <w:br/>
+        <w:t>① 国药总院主院区、第二院区 — 成套器械包怎么拆成明细行的说明；</w:t>
+        <w:br/>
+        <w:t>② 市二院 — 6 月外来器械/供应商补录明细（7 个供应商）；</w:t>
+        <w:br/>
+        <w:t>③ 省二松北 — 外来器械补录 + 成套包拆分说明。</w:t>
+        <w:br/>
+        <w:br/>
+        <w:t>【次优先 · 4 家，缺结款函】</w:t>
+        <w:br/>
+        <w:t>国药三院、香坊中医院、长健、市五二门诊 — 6 月同账期结款函 Excel。</w:t>
+        <w:br/>
+        <w:br/>
+        <w:t>【补充核对用】</w:t>
+        <w:br/>
+        <w:t>红十字妇产 — 4 月、5 月确认版账单；</w:t>
+        <w:br/>
+        <w:t>哈工大 — 6 月 15 日至 7 月 14 日原始账单；</w:t>
+        <w:br/>
+        <w:t>另有 10 家建议补「有改价月份」的成对账单（详见正文表格）。</w:t>
+        <w:br/>
+        <w:br/>
+        <w:t>同一账期请成对提供「原始 + 确认版」；有改价的行，确认版价格应和原始不同。材料可以分批给，收到一批我们核对一批。感谢配合！</w:t>
       </w:r>
     </w:p>
     <w:sectPr>
